--- a/klagomål/A 58391-2024 FSC-klagomål.docx
+++ b/klagomål/A 58391-2024 FSC-klagomål.docx
@@ -853,7 +853,7 @@
     <w:r>
       <w:tab/>
       <w:tab/>
-      <w:t>2025-11-25</w:t>
+      <w:t>2025-11-26</w:t>
       <w:br/>
       <w:br/>
     </w:r>

--- a/klagomål/A 58391-2024 FSC-klagomål.docx
+++ b/klagomål/A 58391-2024 FSC-klagomål.docx
@@ -853,7 +853,7 @@
     <w:r>
       <w:tab/>
       <w:tab/>
-      <w:t>2025-11-26</w:t>
+      <w:t>2025-11-27</w:t>
       <w:br/>
       <w:br/>
     </w:r>

--- a/klagomål/A 58391-2024 FSC-klagomål.docx
+++ b/klagomål/A 58391-2024 FSC-klagomål.docx
@@ -853,7 +853,7 @@
     <w:r>
       <w:tab/>
       <w:tab/>
-      <w:t>2025-11-27</w:t>
+      <w:t>2025-11-28</w:t>
       <w:br/>
       <w:br/>
     </w:r>

--- a/klagomål/A 58391-2024 FSC-klagomål.docx
+++ b/klagomål/A 58391-2024 FSC-klagomål.docx
@@ -853,7 +853,7 @@
     <w:r>
       <w:tab/>
       <w:tab/>
-      <w:t>2025-11-28</w:t>
+      <w:t>2025-11-29</w:t>
       <w:br/>
       <w:br/>
     </w:r>

--- a/klagomål/A 58391-2024 FSC-klagomål.docx
+++ b/klagomål/A 58391-2024 FSC-klagomål.docx
@@ -853,7 +853,7 @@
     <w:r>
       <w:tab/>
       <w:tab/>
-      <w:t>2025-11-29</w:t>
+      <w:t>2025-11-30</w:t>
       <w:br/>
       <w:br/>
     </w:r>

--- a/klagomål/A 58391-2024 FSC-klagomål.docx
+++ b/klagomål/A 58391-2024 FSC-klagomål.docx
@@ -853,7 +853,7 @@
     <w:r>
       <w:tab/>
       <w:tab/>
-      <w:t>2025-11-30</w:t>
+      <w:t>2025-12-01</w:t>
       <w:br/>
       <w:br/>
     </w:r>

--- a/klagomål/A 58391-2024 FSC-klagomål.docx
+++ b/klagomål/A 58391-2024 FSC-klagomål.docx
@@ -853,7 +853,7 @@
     <w:r>
       <w:tab/>
       <w:tab/>
-      <w:t>2025-12-01</w:t>
+      <w:t>2025-12-02</w:t>
       <w:br/>
       <w:br/>
     </w:r>

--- a/klagomål/A 58391-2024 FSC-klagomål.docx
+++ b/klagomål/A 58391-2024 FSC-klagomål.docx
@@ -853,7 +853,7 @@
     <w:r>
       <w:tab/>
       <w:tab/>
-      <w:t>2025-12-02</w:t>
+      <w:t>2025-12-03</w:t>
       <w:br/>
       <w:br/>
     </w:r>

--- a/klagomål/A 58391-2024 FSC-klagomål.docx
+++ b/klagomål/A 58391-2024 FSC-klagomål.docx
@@ -853,7 +853,7 @@
     <w:r>
       <w:tab/>
       <w:tab/>
-      <w:t>2025-12-03</w:t>
+      <w:t>2025-12-04</w:t>
       <w:br/>
       <w:br/>
     </w:r>

--- a/klagomål/A 58391-2024 FSC-klagomål.docx
+++ b/klagomål/A 58391-2024 FSC-klagomål.docx
@@ -853,7 +853,7 @@
     <w:r>
       <w:tab/>
       <w:tab/>
-      <w:t>2025-12-04</w:t>
+      <w:t>2025-12-05</w:t>
       <w:br/>
       <w:br/>
     </w:r>

--- a/klagomål/A 58391-2024 FSC-klagomål.docx
+++ b/klagomål/A 58391-2024 FSC-klagomål.docx
@@ -853,7 +853,7 @@
     <w:r>
       <w:tab/>
       <w:tab/>
-      <w:t>2025-12-05</w:t>
+      <w:t>2025-12-06</w:t>
       <w:br/>
       <w:br/>
     </w:r>

--- a/klagomål/A 58391-2024 FSC-klagomål.docx
+++ b/klagomål/A 58391-2024 FSC-klagomål.docx
@@ -853,7 +853,7 @@
     <w:r>
       <w:tab/>
       <w:tab/>
-      <w:t>2025-12-06</w:t>
+      <w:t>2025-12-07</w:t>
       <w:br/>
       <w:br/>
     </w:r>

--- a/klagomål/A 58391-2024 FSC-klagomål.docx
+++ b/klagomål/A 58391-2024 FSC-klagomål.docx
@@ -853,7 +853,7 @@
     <w:r>
       <w:tab/>
       <w:tab/>
-      <w:t>2025-12-07</w:t>
+      <w:t>2025-12-08</w:t>
       <w:br/>
       <w:br/>
     </w:r>

--- a/klagomål/A 58391-2024 FSC-klagomål.docx
+++ b/klagomål/A 58391-2024 FSC-klagomål.docx
@@ -853,7 +853,7 @@
     <w:r>
       <w:tab/>
       <w:tab/>
-      <w:t>2025-12-08</w:t>
+      <w:t>2025-12-09</w:t>
       <w:br/>
       <w:br/>
     </w:r>

--- a/klagomål/A 58391-2024 FSC-klagomål.docx
+++ b/klagomål/A 58391-2024 FSC-klagomål.docx
@@ -853,7 +853,7 @@
     <w:r>
       <w:tab/>
       <w:tab/>
-      <w:t>2025-12-09</w:t>
+      <w:t>2025-12-10</w:t>
       <w:br/>
       <w:br/>
     </w:r>

--- a/klagomål/A 58391-2024 FSC-klagomål.docx
+++ b/klagomål/A 58391-2024 FSC-klagomål.docx
@@ -853,7 +853,7 @@
     <w:r>
       <w:tab/>
       <w:tab/>
-      <w:t>2025-12-10</w:t>
+      <w:t>2025-12-11</w:t>
       <w:br/>
       <w:br/>
     </w:r>

--- a/klagomål/A 58391-2024 FSC-klagomål.docx
+++ b/klagomål/A 58391-2024 FSC-klagomål.docx
@@ -853,7 +853,7 @@
     <w:r>
       <w:tab/>
       <w:tab/>
-      <w:t>2025-12-11</w:t>
+      <w:t>2025-12-12</w:t>
       <w:br/>
       <w:br/>
     </w:r>

--- a/klagomål/A 58391-2024 FSC-klagomål.docx
+++ b/klagomål/A 58391-2024 FSC-klagomål.docx
@@ -853,7 +853,7 @@
     <w:r>
       <w:tab/>
       <w:tab/>
-      <w:t>2025-12-12</w:t>
+      <w:t>2025-12-13</w:t>
       <w:br/>
       <w:br/>
     </w:r>

--- a/klagomål/A 58391-2024 FSC-klagomål.docx
+++ b/klagomål/A 58391-2024 FSC-klagomål.docx
@@ -853,7 +853,7 @@
     <w:r>
       <w:tab/>
       <w:tab/>
-      <w:t>2025-12-19</w:t>
+      <w:t>2025-12-20</w:t>
       <w:br/>
       <w:br/>
     </w:r>

--- a/klagomål/A 58391-2024 FSC-klagomål.docx
+++ b/klagomål/A 58391-2024 FSC-klagomål.docx
@@ -853,7 +853,7 @@
     <w:r>
       <w:tab/>
       <w:tab/>
-      <w:t>2025-12-20</w:t>
+      <w:t>2025-12-21</w:t>
       <w:br/>
       <w:br/>
     </w:r>

--- a/klagomål/A 58391-2024 FSC-klagomål.docx
+++ b/klagomål/A 58391-2024 FSC-klagomål.docx
@@ -853,7 +853,7 @@
     <w:r>
       <w:tab/>
       <w:tab/>
-      <w:t>2025-12-21</w:t>
+      <w:t>2025-12-22</w:t>
       <w:br/>
       <w:br/>
     </w:r>

--- a/klagomål/A 58391-2024 FSC-klagomål.docx
+++ b/klagomål/A 58391-2024 FSC-klagomål.docx
@@ -853,7 +853,7 @@
     <w:r>
       <w:tab/>
       <w:tab/>
-      <w:t>2025-12-22</w:t>
+      <w:t>2025-12-26</w:t>
       <w:br/>
       <w:br/>
     </w:r>

--- a/klagomål/A 58391-2024 FSC-klagomål.docx
+++ b/klagomål/A 58391-2024 FSC-klagomål.docx
@@ -853,7 +853,7 @@
     <w:r>
       <w:tab/>
       <w:tab/>
-      <w:t>2026-01-03</w:t>
+      <w:t>2026-01-04</w:t>
       <w:br/>
       <w:br/>
     </w:r>

--- a/klagomål/A 58391-2024 FSC-klagomål.docx
+++ b/klagomål/A 58391-2024 FSC-klagomål.docx
@@ -853,7 +853,7 @@
     <w:r>
       <w:tab/>
       <w:tab/>
-      <w:t>2026-01-07</w:t>
+      <w:t>2026-01-08</w:t>
       <w:br/>
       <w:br/>
     </w:r>

--- a/klagomål/A 58391-2024 FSC-klagomål.docx
+++ b/klagomål/A 58391-2024 FSC-klagomål.docx
@@ -853,7 +853,7 @@
     <w:r>
       <w:tab/>
       <w:tab/>
-      <w:t>2026-01-08</w:t>
+      <w:t>2026-01-09</w:t>
       <w:br/>
       <w:br/>
     </w:r>

--- a/klagomål/A 58391-2024 FSC-klagomål.docx
+++ b/klagomål/A 58391-2024 FSC-klagomål.docx
@@ -853,7 +853,7 @@
     <w:r>
       <w:tab/>
       <w:tab/>
-      <w:t>2026-01-09</w:t>
+      <w:t>2026-01-10</w:t>
       <w:br/>
       <w:br/>
     </w:r>

--- a/klagomål/A 58391-2024 FSC-klagomål.docx
+++ b/klagomål/A 58391-2024 FSC-klagomål.docx
@@ -853,7 +853,7 @@
     <w:r>
       <w:tab/>
       <w:tab/>
-      <w:t>2026-01-10</w:t>
+      <w:t>2026-01-11</w:t>
       <w:br/>
       <w:br/>
     </w:r>

--- a/klagomål/A 58391-2024 FSC-klagomål.docx
+++ b/klagomål/A 58391-2024 FSC-klagomål.docx
@@ -853,7 +853,7 @@
     <w:r>
       <w:tab/>
       <w:tab/>
-      <w:t>2026-01-11</w:t>
+      <w:t>2026-01-12</w:t>
       <w:br/>
       <w:br/>
     </w:r>

--- a/klagomål/A 58391-2024 FSC-klagomål.docx
+++ b/klagomål/A 58391-2024 FSC-klagomål.docx
@@ -853,7 +853,7 @@
     <w:r>
       <w:tab/>
       <w:tab/>
-      <w:t>2026-01-12</w:t>
+      <w:t>2026-01-13</w:t>
       <w:br/>
       <w:br/>
     </w:r>

--- a/klagomål/A 58391-2024 FSC-klagomål.docx
+++ b/klagomål/A 58391-2024 FSC-klagomål.docx
@@ -853,7 +853,7 @@
     <w:r>
       <w:tab/>
       <w:tab/>
-      <w:t>2026-01-13</w:t>
+      <w:t>2026-01-14</w:t>
       <w:br/>
       <w:br/>
     </w:r>

--- a/klagomål/A 58391-2024 FSC-klagomål.docx
+++ b/klagomål/A 58391-2024 FSC-klagomål.docx
@@ -853,7 +853,7 @@
     <w:r>
       <w:tab/>
       <w:tab/>
-      <w:t>2026-01-14</w:t>
+      <w:t>2026-01-15</w:t>
       <w:br/>
       <w:br/>
     </w:r>

--- a/klagomål/A 58391-2024 FSC-klagomål.docx
+++ b/klagomål/A 58391-2024 FSC-klagomål.docx
@@ -853,7 +853,7 @@
     <w:r>
       <w:tab/>
       <w:tab/>
-      <w:t>2026-01-15</w:t>
+      <w:t>2026-01-16</w:t>
       <w:br/>
       <w:br/>
     </w:r>

--- a/klagomål/A 58391-2024 FSC-klagomål.docx
+++ b/klagomål/A 58391-2024 FSC-klagomål.docx
@@ -853,7 +853,7 @@
     <w:r>
       <w:tab/>
       <w:tab/>
-      <w:t>2026-01-16</w:t>
+      <w:t>2026-01-17</w:t>
       <w:br/>
       <w:br/>
     </w:r>

--- a/klagomål/A 58391-2024 FSC-klagomål.docx
+++ b/klagomål/A 58391-2024 FSC-klagomål.docx
@@ -853,7 +853,7 @@
     <w:r>
       <w:tab/>
       <w:tab/>
-      <w:t>2026-01-17</w:t>
+      <w:t>2026-01-18</w:t>
       <w:br/>
       <w:br/>
     </w:r>

--- a/klagomål/A 58391-2024 FSC-klagomål.docx
+++ b/klagomål/A 58391-2024 FSC-klagomål.docx
@@ -853,7 +853,7 @@
     <w:r>
       <w:tab/>
       <w:tab/>
-      <w:t>2026-01-18</w:t>
+      <w:t>2026-01-19</w:t>
       <w:br/>
       <w:br/>
     </w:r>

--- a/klagomål/A 58391-2024 FSC-klagomål.docx
+++ b/klagomål/A 58391-2024 FSC-klagomål.docx
@@ -853,7 +853,7 @@
     <w:r>
       <w:tab/>
       <w:tab/>
-      <w:t>2026-01-19</w:t>
+      <w:t>2026-01-20</w:t>
       <w:br/>
       <w:br/>
     </w:r>

--- a/klagomål/A 58391-2024 FSC-klagomål.docx
+++ b/klagomål/A 58391-2024 FSC-klagomål.docx
@@ -853,7 +853,7 @@
     <w:r>
       <w:tab/>
       <w:tab/>
-      <w:t>2026-01-20</w:t>
+      <w:t>2026-01-21</w:t>
       <w:br/>
       <w:br/>
     </w:r>

--- a/klagomål/A 58391-2024 FSC-klagomål.docx
+++ b/klagomål/A 58391-2024 FSC-klagomål.docx
@@ -853,7 +853,7 @@
     <w:r>
       <w:tab/>
       <w:tab/>
-      <w:t>2026-01-21</w:t>
+      <w:t>2026-01-23</w:t>
       <w:br/>
       <w:br/>
     </w:r>

--- a/klagomål/A 58391-2024 FSC-klagomål.docx
+++ b/klagomål/A 58391-2024 FSC-klagomål.docx
@@ -853,7 +853,7 @@
     <w:r>
       <w:tab/>
       <w:tab/>
-      <w:t>2026-01-23</w:t>
+      <w:t>2026-01-24</w:t>
       <w:br/>
       <w:br/>
     </w:r>

--- a/klagomål/A 58391-2024 FSC-klagomål.docx
+++ b/klagomål/A 58391-2024 FSC-klagomål.docx
@@ -853,7 +853,7 @@
     <w:r>
       <w:tab/>
       <w:tab/>
-      <w:t>2026-01-24</w:t>
+      <w:t>2026-01-25</w:t>
       <w:br/>
       <w:br/>
     </w:r>

--- a/klagomål/A 58391-2024 FSC-klagomål.docx
+++ b/klagomål/A 58391-2024 FSC-klagomål.docx
@@ -853,7 +853,7 @@
     <w:r>
       <w:tab/>
       <w:tab/>
-      <w:t>2026-01-25</w:t>
+      <w:t>2026-01-26</w:t>
       <w:br/>
       <w:br/>
     </w:r>

--- a/klagomål/A 58391-2024 FSC-klagomål.docx
+++ b/klagomål/A 58391-2024 FSC-klagomål.docx
@@ -853,7 +853,7 @@
     <w:r>
       <w:tab/>
       <w:tab/>
-      <w:t>2026-01-26</w:t>
+      <w:t>2026-01-27</w:t>
       <w:br/>
       <w:br/>
     </w:r>

--- a/klagomål/A 58391-2024 FSC-klagomål.docx
+++ b/klagomål/A 58391-2024 FSC-klagomål.docx
@@ -853,7 +853,7 @@
     <w:r>
       <w:tab/>
       <w:tab/>
-      <w:t>2026-01-27</w:t>
+      <w:t>2026-01-28</w:t>
       <w:br/>
       <w:br/>
     </w:r>

--- a/klagomål/A 58391-2024 FSC-klagomål.docx
+++ b/klagomål/A 58391-2024 FSC-klagomål.docx
@@ -112,7 +112,7 @@
         <w:pStyle w:val="ListBullet"/>
       </w:pPr>
       <w:r>
-        <w:t>Om ett ombud (tex Norra skog eller Mellanskog) avverkningsanmäler en skog med naturvärden motsvarande nyckelbiotops kvalité men markägaren inte är FSC certifierad, bör du skicka in ett FSC kontrollerat virke klagomål. Då ska klagomålet skickas till ombudsföretaget.</w:t>
+        <w:t>Om ett ombud (tex Norra skog eller Mellanskog) avverkningsanmäler en skog med naturvärden motsvarande nyckelbiotops kvalitet men markägaren inte är FSC certifierad, bör du skicka in ett FSC kontrollerat virke klagomål. Då ska klagomålet skickas till ombudsföretaget.</w:t>
       </w:r>
     </w:p>
     <w:p>
@@ -254,7 +254,7 @@
         <w:t>Lunglav (NT)</w:t>
       </w:r>
       <w:r>
-        <w:t xml:space="preserve"> är en av vårt lands främsta signalarter som överallt indikerar gamla lövträd, skogsbestånd med höga naturvärden och ekosystem med lång skoglig kontinuitet. Lokalt kan förekomsten vara mycket riklig men den hittas nästan enbart i gamla och ej slutavverkade skogar. Artens samtliga förekomster bör uppmärksammas från naturvårdssynpunkt, då många lokaler även hyser andra ovanliga och rödlistade arter. Rikliga förekomster bör skyddas med biotopskydd, frivilliga avsättningar eller reservat. Det finns ett antal sällsynta lavparasiter som växer på lunglav: lunglavsknapp (VU), skrovelmössing (DD), lunglavshårprick (DD), </w:t>
+        <w:t xml:space="preserve"> är en av vårt lands främsta signalarter som överallt indikerar gamla lövträd, skogsbestånd med höga naturvärden och ekosystem med långskoglig kontinuitet. Lokalt kan förekomsten vara mycket riklig men den hittas nästan enbart i gamla och ej slutavverkade skogar. Artens samtliga förekomster bör uppmärksammas från naturvårdssynpunkt, då många lokaler även hyser andra ovanliga och rödlistade arter. Rikliga förekomster bör skyddas med biotopskydd, frivilliga avsättningar eller reservat. Det finns ett antal sällsynta lavparasiter som växer på lunglav: lunglavsknapp (VU), skrovelmössing (DD), lunglavshårprick (DD), </w:t>
       </w:r>
       <w:r>
         <w:rPr>
@@ -272,7 +272,25 @@
         <w:t>Chalara lobariae</w:t>
       </w:r>
       <w:r>
-        <w:t xml:space="preserve"> (NA) (SLU Artdatabanken, 2025; SLU Artdatabanken, 2024; Nitare &amp; Skogsstyrelsen, 2019).</w:t>
+        <w:t xml:space="preserve"> (NA). Lunglav är typisk art för </w:t>
+      </w:r>
+      <w:r>
+        <w:rPr>
+          <w:i/>
+        </w:rPr>
+        <w:t>9010 Taiga, 9020 Nordlig ädellövskog, 9110 Näringsfattig bokskog, 9130 Näringsrik bokskog, 9160 Näringsrik ekskog, 9180 Ädellövskog i branter, 9190 Näringsfattig ekskog, 9070 Trädklädd betesmark, 9040 Fjällbjörkskog</w:t>
+      </w:r>
+      <w:r>
+        <w:t xml:space="preserve"> och</w:t>
+      </w:r>
+      <w:r>
+        <w:rPr>
+          <w:i/>
+        </w:rPr>
+        <w:t xml:space="preserve"> 6530 Lövängar</w:t>
+      </w:r>
+      <w:r>
+        <w:t xml:space="preserve"> (SLU Artdatabanken, 2025; SLU Artdatabanken, 2024; Nitare &amp; Skogsstyrelsen, 2019).</w:t>
       </w:r>
     </w:p>
     <w:p>
@@ -319,7 +337,16 @@
         <w:t xml:space="preserve"> </w:t>
       </w:r>
       <w:r>
-        <w:t>(NT) och kilporing (NT) (SLU Artdatabanken, 2024; Nitare &amp; Skogsstyrelsen, 2019).</w:t>
+        <w:t xml:space="preserve">(NT) och kilporing (NT). Violmussling är typisk art för </w:t>
+      </w:r>
+      <w:r>
+        <w:rPr>
+          <w:i/>
+        </w:rPr>
+        <w:t>9010 Taiga</w:t>
+      </w:r>
+      <w:r>
+        <w:t xml:space="preserve"> (SLU Artdatabanken, 2024; Nitare &amp; Skogsstyrelsen, 2019).</w:t>
       </w:r>
     </w:p>
     <w:p>
@@ -622,7 +649,25 @@
     </w:p>
     <w:p>
       <w:r>
-        <w:t>Lunglav (NT) är en av vårt lands främsta signalarter som överallt indikerar gamla lövträd, skogsbestånd med höga naturvärden och ekosystem med lång skoglig kontinuitet. Lokalt kan förekomsten vara mycket riklig men den hittas nästan enbart i gamla och ej slutavverkade skogar. Artens samtliga förekomster bör uppmärksammas från naturvårdssynpunkt, då många lokaler även hyser andra ovanliga och rödlistade arter. Rikliga förekomster bör skyddas med biotopskydd, frivilliga avsättningar eller reservat (SLU Artdatabanken, 2024; Nitare &amp; Skogsstyrelsen, 2019).</w:t>
+        <w:t xml:space="preserve">Lunglav (NT) är en av vårt lands främsta signalarter som överallt indikerar gamla lövträd, skogsbestånd med höga naturvärden och ekosystem med lång skoglig kontinuitet. Lokalt kan förekomsten vara mycket riklig men den hittas nästan enbart i gamla och ej slutavverkade skogar. Artens samtliga förekomster bör uppmärksammas från naturvårdssynpunkt, då många lokaler även hyser andra ovanliga och rödlistade arter. Rikliga förekomster bör skyddas med biotopskydd, frivilliga avsättningar eller reservat. Lunglav är typisk art för </w:t>
+      </w:r>
+      <w:r>
+        <w:rPr>
+          <w:i/>
+        </w:rPr>
+        <w:t>9010 Taiga, 9020 Nordlig ädellövskog, 9110 Näringsfattig bokskog, 9130 Näringsrik bokskog, 9160 Näringsrik ekskog, 9180 Ädellövskog i branter, 9190 Näringsfattig ekskog, 9070 Trädklädd betesmark, 9040 Fjällbjörkskog</w:t>
+      </w:r>
+      <w:r>
+        <w:t xml:space="preserve"> och</w:t>
+      </w:r>
+      <w:r>
+        <w:rPr>
+          <w:i/>
+        </w:rPr>
+        <w:t xml:space="preserve"> 6530 Lövängar</w:t>
+      </w:r>
+      <w:r>
+        <w:t xml:space="preserve"> (SLU Artdatabanken, 2024; Nitare &amp; Skogsstyrelsen, 2019).</w:t>
       </w:r>
     </w:p>
     <w:p>
@@ -853,7 +898,7 @@
     <w:r>
       <w:tab/>
       <w:tab/>
-      <w:t>2026-01-28</w:t>
+      <w:t>2026-01-29</w:t>
       <w:br/>
       <w:br/>
     </w:r>

--- a/klagomål/A 58391-2024 FSC-klagomål.docx
+++ b/klagomål/A 58391-2024 FSC-klagomål.docx
@@ -898,7 +898,7 @@
     <w:r>
       <w:tab/>
       <w:tab/>
-      <w:t>2026-01-29</w:t>
+      <w:t>2026-01-30</w:t>
       <w:br/>
       <w:br/>
     </w:r>

--- a/klagomål/A 58391-2024 FSC-klagomål.docx
+++ b/klagomål/A 58391-2024 FSC-klagomål.docx
@@ -898,7 +898,7 @@
     <w:r>
       <w:tab/>
       <w:tab/>
-      <w:t>2026-01-30</w:t>
+      <w:t>2026-01-31</w:t>
       <w:br/>
       <w:br/>
     </w:r>

--- a/klagomål/A 58391-2024 FSC-klagomål.docx
+++ b/klagomål/A 58391-2024 FSC-klagomål.docx
@@ -875,7 +875,7 @@
     <w:r>
       <w:tab/>
       <w:tab/>
-      <w:t>2026-06-15</w:t>
+      <w:t>2026-06-16</w:t>
       <w:br/>
       <w:br/>
     </w:r>

--- a/klagomål/A 58391-2024 FSC-klagomål.docx
+++ b/klagomål/A 58391-2024 FSC-klagomål.docx
@@ -875,7 +875,7 @@
     <w:r>
       <w:tab/>
       <w:tab/>
-      <w:t>2026-06-16</w:t>
+      <w:t>2026-06-17</w:t>
       <w:br/>
       <w:br/>
     </w:r>

--- a/klagomål/A 58391-2024 FSC-klagomål.docx
+++ b/klagomål/A 58391-2024 FSC-klagomål.docx
@@ -1,6 +1,6 @@
 
 <file path=word/document.xml><?xml version="1.0" encoding="utf-8"?>
-<w:document xmlns:wpc="http://schemas.microsoft.com/office/word/2010/wordprocessingCanvas" xmlns:cx="http://schemas.microsoft.com/office/drawing/2014/chartex" xmlns:cx1="http://schemas.microsoft.com/office/drawing/2015/9/8/chartex" xmlns:cx2="http://schemas.microsoft.com/office/drawing/2015/10/21/chartex" xmlns:cx3="http://schemas.microsoft.com/office/drawing/2016/5/9/chartex" xmlns:cx4="http://schemas.microsoft.com/office/drawing/2016/5/10/chartex" xmlns:cx5="http://schemas.microsoft.com/office/drawing/2016/5/11/chartex" xmlns:cx6="http://schemas.microsoft.com/office/drawing/2016/5/12/chartex" xmlns:cx7="http://schemas.microsoft.com/office/drawing/2016/5/13/chartex" xmlns:cx8="http://schemas.microsoft.com/office/drawing/2016/5/14/chartex" xmlns:mc="http://schemas.openxmlformats.org/markup-compatibility/2006" xmlns:aink="http://schemas.microsoft.com/office/drawing/2016/ink" xmlns:am3d="http://schemas.microsoft.com/office/drawing/2017/model3d" xmlns:o="urn:schemas-microsoft-com:office:office" xmlns:oel="http://schemas.microsoft.com/office/2019/extlst" xmlns:r="http://schemas.openxmlformats.org/officeDocument/2006/relationships" xmlns:m="http://schemas.openxmlformats.org/officeDocument/2006/math" xmlns:v="urn:schemas-microsoft-com:vml" xmlns:wp14="http://schemas.microsoft.com/office/word/2010/wordprocessingDrawing" xmlns:wp="http://schemas.openxmlformats.org/drawingml/2006/wordprocessingDrawing" xmlns:w10="urn:schemas-microsoft-com:office:word" xmlns:w="http://schemas.openxmlformats.org/wordprocessingml/2006/main" xmlns:w14="http://schemas.microsoft.com/office/word/2010/wordml" xmlns:w15="http://schemas.microsoft.com/office/word/2012/wordml" xmlns:w16cex="http://schemas.microsoft.com/office/word/2018/wordml/cex" xmlns:w16cid="http://schemas.microsoft.com/office/word/2016/wordml/cid" xmlns:w16="http://schemas.microsoft.com/office/word/2018/wordml" xmlns:w16sdtdh="http://schemas.microsoft.com/office/word/2020/wordml/sdtdatahash" xmlns:w16se="http://schemas.microsoft.com/office/word/2015/wordml/symex" xmlns:wpg="http://schemas.microsoft.com/office/word/2010/wordprocessingGroup" xmlns:wpi="http://schemas.microsoft.com/office/word/2010/wordprocessingInk" xmlns:wne="http://schemas.microsoft.com/office/word/2006/wordml" xmlns:wps="http://schemas.microsoft.com/office/word/2010/wordprocessingShape" mc:Ignorable="w14 w15 w16se w16cid w16 w16cex w16sdtdh wp14">
+<w:document xmlns:wpc="http://schemas.microsoft.com/office/word/2010/wordprocessingCanvas" xmlns:cx="http://schemas.microsoft.com/office/drawing/2014/chartex" xmlns:cx1="http://schemas.microsoft.com/office/drawing/2015/9/8/chartex" xmlns:cx2="http://schemas.microsoft.com/office/drawing/2015/10/21/chartex" xmlns:cx3="http://schemas.microsoft.com/office/drawing/2016/5/9/chartex" xmlns:cx4="http://schemas.microsoft.com/office/drawing/2016/5/10/chartex" xmlns:cx5="http://schemas.microsoft.com/office/drawing/2016/5/11/chartex" xmlns:cx6="http://schemas.microsoft.com/office/drawing/2016/5/12/chartex" xmlns:cx7="http://schemas.microsoft.com/office/drawing/2016/5/13/chartex" xmlns:cx8="http://schemas.microsoft.com/office/drawing/2016/5/14/chartex" xmlns:mc="http://schemas.openxmlformats.org/markup-compatibility/2006" xmlns:aink="http://schemas.microsoft.com/office/drawing/2016/ink" xmlns:am3d="http://schemas.microsoft.com/office/drawing/2017/model3d" xmlns:o="urn:schemas-microsoft-com:office:office" xmlns:oel="http://schemas.microsoft.com/office/2019/extlst" xmlns:r="http://schemas.openxmlformats.org/officeDocument/2006/relationships" xmlns:m="http://schemas.openxmlformats.org/officeDocument/2006/math" xmlns:v="urn:schemas-microsoft-com:vml" xmlns:wp14="http://schemas.microsoft.com/office/word/2010/wordprocessingDrawing" xmlns:wp="http://schemas.openxmlformats.org/drawingml/2006/wordprocessingDrawing" xmlns:w10="urn:schemas-microsoft-com:office:word" xmlns:w="http://schemas.openxmlformats.org/wordprocessingml/2006/main" xmlns:w14="http://schemas.microsoft.com/office/word/2010/wordml" xmlns:w15="http://schemas.microsoft.com/office/word/2012/wordml" xmlns:w16cex="http://schemas.microsoft.com/office/word/2018/wordml/cex" xmlns:w16cid="http://schemas.microsoft.com/office/word/2016/wordml/cid" xmlns:w16="http://schemas.microsoft.com/office/word/2018/wordml" xmlns:w16du="http://schemas.microsoft.com/office/word/2023/wordml/word16du" xmlns:w16sdtdh="http://schemas.microsoft.com/office/word/2020/wordml/sdtdatahash" xmlns:w16sdtfl="http://schemas.microsoft.com/office/word/2024/wordml/sdtformatlock" xmlns:w16se="http://schemas.microsoft.com/office/word/2015/wordml/symex" xmlns:wpg="http://schemas.microsoft.com/office/word/2010/wordprocessingGroup" xmlns:wpi="http://schemas.microsoft.com/office/word/2010/wordprocessingInk" xmlns:wne="http://schemas.microsoft.com/office/word/2006/wordml" xmlns:wps="http://schemas.microsoft.com/office/word/2010/wordprocessingShape" mc:Ignorable="w14 w15 w16se w16cid w16 w16cex w16sdtdh w16sdtfl w16du wp14">
   <w:body>
     <w:p>
       <w:r>
@@ -168,7 +168,7 @@
     </w:p>
     <w:p>
       <w:r>
-        <w:t>Detta dokument behandlar höga naturvärden i avverkningsanmälan A 58391-2024 i Strömsunds kommun. Denna avverkningsanmälan inkom 2024-12-07 18:20:48 och omfattar 14,7 ha.</w:t>
+        <w:t>Detta dokument behandlar höga naturvärden i avverkningsanmälan A 58391-2024 i Strömsunds kommun som inkom 2024-12-07 och omfattar 14,7 ha.</w:t>
       </w:r>
     </w:p>
     <w:p>
@@ -191,12 +191,15 @@
     </w:p>
     <w:p>
       <w:r>
-        <w:t>I avverkningsanmälan har följande 2 naturvårdsarter hittats: lunglav (NT) och violmussling (NT). Av dessa är 2 rödlistade. För rödlistade arter har rödlistekategorin angivits inom parentes.</w:t>
+        <w:t>I avverkningsanmälan har följande 2 naturvårdsarter hittats: lunglav (NT, T) och violmussling (NT, T). Av dessa är 2 rödlistade. För rödlistade arter har rödlistekategorin angivits inom parentes. Typiska arter inom Natura 2000 som är kopplade till skogsekosystem har markerats med (T).</w:t>
       </w:r>
     </w:p>
     <w:p>
       <w:r>
-        <w:t>De påträffade naturvårdsarterna är ett tydligt kvitto på att detta rör sig om en skog med höga naturvärden. I Figur 1 visas en karta över det avverkningsanmälda området, där samtliga fyndplatser för naturvårdsarter som finns registrerade på Artportalen har markerats.</w:t>
+        <w:t>De påträffade naturvårdsarterna är ett tydligt kvitto på att det rör sig om en skog med höga naturvärden.</w:t>
+      </w:r>
+      <w:r>
+        <w:t xml:space="preserve"> I Figur 1 visas fyndplatser för naturvårdsarter i området, som finns registrerade på Artportalen.</w:t>
       </w:r>
     </w:p>
     <w:p>
@@ -206,7 +209,7 @@
       <w:r>
         <w:drawing>
           <wp:inline xmlns:a="http://schemas.openxmlformats.org/drawingml/2006/main" xmlns:pic="http://schemas.openxmlformats.org/drawingml/2006/picture">
-            <wp:extent cx="5486400" cy="5233005"/>
+            <wp:extent cx="5486400" cy="5140188"/>
             <wp:docPr id="1" name="Picture 1"/>
             <wp:cNvGraphicFramePr>
               <a:graphicFrameLocks noChangeAspect="1"/>
@@ -227,7 +230,7 @@
                   <pic:spPr>
                     <a:xfrm>
                       <a:off x="0" y="0"/>
-                      <a:ext cx="5486400" cy="5233005"/>
+                      <a:ext cx="5486400" cy="5140188"/>
                     </a:xfrm>
                     <a:prstGeom prst="rect"/>
                   </pic:spPr>
@@ -241,9 +244,10 @@
     <w:p>
       <w:pPr>
         <w:pStyle w:val="Caption"/>
+        <w:spacing w:after="240"/>
       </w:pPr>
       <w:r>
-        <w:t>Figur 1. Fyndplatser för naturvårdsarter i det avverkningsanmälda området (röd linje). Markörer utan svart kant är placerade på fyndplatsen. Markörer med svart kant är placerade vid sidan av fyndplatsen och har ett svart streck som visar fyndplatsens exakta position. Kartans mittpunktskoordinat är N 7068581, E 519406 i SWEREF 99 TM.</w:t>
+        <w:t>Figur 1. Fyndplatser för naturvårdsarter i avverkningsanmälan (röd linje). Markörer utan svart kant är placerade på fyndplatsen. Markörer med svart kant är placerade vid sidan av fyndplatsen och har ett svart streck som visar fyndplatsens exakta position. Kartans mittpunktskoordinat är N 7068581, E 519406 i SWEREF 99 TM.</w:t>
       </w:r>
     </w:p>
     <w:p>
@@ -765,7 +769,7 @@
 </file>
 
 <file path=word/endnotes.xml><?xml version="1.0" encoding="utf-8"?>
-<w:endnotes xmlns:wpc="http://schemas.microsoft.com/office/word/2010/wordprocessingCanvas" xmlns:cx="http://schemas.microsoft.com/office/drawing/2014/chartex" xmlns:cx1="http://schemas.microsoft.com/office/drawing/2015/9/8/chartex" xmlns:cx2="http://schemas.microsoft.com/office/drawing/2015/10/21/chartex" xmlns:cx3="http://schemas.microsoft.com/office/drawing/2016/5/9/chartex" xmlns:cx4="http://schemas.microsoft.com/office/drawing/2016/5/10/chartex" xmlns:cx5="http://schemas.microsoft.com/office/drawing/2016/5/11/chartex" xmlns:cx6="http://schemas.microsoft.com/office/drawing/2016/5/12/chartex" xmlns:cx7="http://schemas.microsoft.com/office/drawing/2016/5/13/chartex" xmlns:cx8="http://schemas.microsoft.com/office/drawing/2016/5/14/chartex" xmlns:mc="http://schemas.openxmlformats.org/markup-compatibility/2006" xmlns:aink="http://schemas.microsoft.com/office/drawing/2016/ink" xmlns:am3d="http://schemas.microsoft.com/office/drawing/2017/model3d" xmlns:o="urn:schemas-microsoft-com:office:office" xmlns:oel="http://schemas.microsoft.com/office/2019/extlst" xmlns:r="http://schemas.openxmlformats.org/officeDocument/2006/relationships" xmlns:m="http://schemas.openxmlformats.org/officeDocument/2006/math" xmlns:v="urn:schemas-microsoft-com:vml" xmlns:wp14="http://schemas.microsoft.com/office/word/2010/wordprocessingDrawing" xmlns:wp="http://schemas.openxmlformats.org/drawingml/2006/wordprocessingDrawing" xmlns:w10="urn:schemas-microsoft-com:office:word" xmlns:w="http://schemas.openxmlformats.org/wordprocessingml/2006/main" xmlns:w14="http://schemas.microsoft.com/office/word/2010/wordml" xmlns:w15="http://schemas.microsoft.com/office/word/2012/wordml" xmlns:w16cex="http://schemas.microsoft.com/office/word/2018/wordml/cex" xmlns:w16cid="http://schemas.microsoft.com/office/word/2016/wordml/cid" xmlns:w16="http://schemas.microsoft.com/office/word/2018/wordml" xmlns:w16sdtdh="http://schemas.microsoft.com/office/word/2020/wordml/sdtdatahash" xmlns:w16se="http://schemas.microsoft.com/office/word/2015/wordml/symex" xmlns:wpg="http://schemas.microsoft.com/office/word/2010/wordprocessingGroup" xmlns:wpi="http://schemas.microsoft.com/office/word/2010/wordprocessingInk" xmlns:wne="http://schemas.microsoft.com/office/word/2006/wordml" xmlns:wps="http://schemas.microsoft.com/office/word/2010/wordprocessingShape" mc:Ignorable="w14 w15 w16se w16cid w16 w16cex w16sdtdh wp14">
+<w:endnotes xmlns:wpc="http://schemas.microsoft.com/office/word/2010/wordprocessingCanvas" xmlns:cx="http://schemas.microsoft.com/office/drawing/2014/chartex" xmlns:cx1="http://schemas.microsoft.com/office/drawing/2015/9/8/chartex" xmlns:cx2="http://schemas.microsoft.com/office/drawing/2015/10/21/chartex" xmlns:cx3="http://schemas.microsoft.com/office/drawing/2016/5/9/chartex" xmlns:cx4="http://schemas.microsoft.com/office/drawing/2016/5/10/chartex" xmlns:cx5="http://schemas.microsoft.com/office/drawing/2016/5/11/chartex" xmlns:cx6="http://schemas.microsoft.com/office/drawing/2016/5/12/chartex" xmlns:cx7="http://schemas.microsoft.com/office/drawing/2016/5/13/chartex" xmlns:cx8="http://schemas.microsoft.com/office/drawing/2016/5/14/chartex" xmlns:mc="http://schemas.openxmlformats.org/markup-compatibility/2006" xmlns:aink="http://schemas.microsoft.com/office/drawing/2016/ink" xmlns:am3d="http://schemas.microsoft.com/office/drawing/2017/model3d" xmlns:o="urn:schemas-microsoft-com:office:office" xmlns:oel="http://schemas.microsoft.com/office/2019/extlst" xmlns:r="http://schemas.openxmlformats.org/officeDocument/2006/relationships" xmlns:m="http://schemas.openxmlformats.org/officeDocument/2006/math" xmlns:v="urn:schemas-microsoft-com:vml" xmlns:wp14="http://schemas.microsoft.com/office/word/2010/wordprocessingDrawing" xmlns:wp="http://schemas.openxmlformats.org/drawingml/2006/wordprocessingDrawing" xmlns:w10="urn:schemas-microsoft-com:office:word" xmlns:w="http://schemas.openxmlformats.org/wordprocessingml/2006/main" xmlns:w14="http://schemas.microsoft.com/office/word/2010/wordml" xmlns:w15="http://schemas.microsoft.com/office/word/2012/wordml" xmlns:w16cex="http://schemas.microsoft.com/office/word/2018/wordml/cex" xmlns:w16cid="http://schemas.microsoft.com/office/word/2016/wordml/cid" xmlns:w16="http://schemas.microsoft.com/office/word/2018/wordml" xmlns:w16du="http://schemas.microsoft.com/office/word/2023/wordml/word16du" xmlns:w16sdtdh="http://schemas.microsoft.com/office/word/2020/wordml/sdtdatahash" xmlns:w16sdtfl="http://schemas.microsoft.com/office/word/2024/wordml/sdtformatlock" xmlns:w16se="http://schemas.microsoft.com/office/word/2015/wordml/symex" xmlns:wpg="http://schemas.microsoft.com/office/word/2010/wordprocessingGroup" xmlns:wpi="http://schemas.microsoft.com/office/word/2010/wordprocessingInk" xmlns:wne="http://schemas.microsoft.com/office/word/2006/wordml" xmlns:wps="http://schemas.microsoft.com/office/word/2010/wordprocessingShape" mc:Ignorable="w14 w15 w16se w16cid w16 w16cex w16sdtdh w16sdtfl w16du wp14">
   <w:endnote w:type="separator" w:id="-1">
     <w:p>
       <w:pPr>
@@ -790,7 +794,7 @@
 </file>
 
 <file path=word/footer1.xml><?xml version="1.0" encoding="utf-8"?>
-<w:ftr xmlns:wpc="http://schemas.microsoft.com/office/word/2010/wordprocessingCanvas" xmlns:cx="http://schemas.microsoft.com/office/drawing/2014/chartex" xmlns:cx1="http://schemas.microsoft.com/office/drawing/2015/9/8/chartex" xmlns:cx2="http://schemas.microsoft.com/office/drawing/2015/10/21/chartex" xmlns:cx3="http://schemas.microsoft.com/office/drawing/2016/5/9/chartex" xmlns:cx4="http://schemas.microsoft.com/office/drawing/2016/5/10/chartex" xmlns:cx5="http://schemas.microsoft.com/office/drawing/2016/5/11/chartex" xmlns:cx6="http://schemas.microsoft.com/office/drawing/2016/5/12/chartex" xmlns:cx7="http://schemas.microsoft.com/office/drawing/2016/5/13/chartex" xmlns:cx8="http://schemas.microsoft.com/office/drawing/2016/5/14/chartex" xmlns:mc="http://schemas.openxmlformats.org/markup-compatibility/2006" xmlns:aink="http://schemas.microsoft.com/office/drawing/2016/ink" xmlns:am3d="http://schemas.microsoft.com/office/drawing/2017/model3d" xmlns:o="urn:schemas-microsoft-com:office:office" xmlns:oel="http://schemas.microsoft.com/office/2019/extlst" xmlns:r="http://schemas.openxmlformats.org/officeDocument/2006/relationships" xmlns:m="http://schemas.openxmlformats.org/officeDocument/2006/math" xmlns:v="urn:schemas-microsoft-com:vml" xmlns:wp14="http://schemas.microsoft.com/office/word/2010/wordprocessingDrawing" xmlns:wp="http://schemas.openxmlformats.org/drawingml/2006/wordprocessingDrawing" xmlns:w10="urn:schemas-microsoft-com:office:word" xmlns:w="http://schemas.openxmlformats.org/wordprocessingml/2006/main" xmlns:w14="http://schemas.microsoft.com/office/word/2010/wordml" xmlns:w15="http://schemas.microsoft.com/office/word/2012/wordml" xmlns:w16cex="http://schemas.microsoft.com/office/word/2018/wordml/cex" xmlns:w16cid="http://schemas.microsoft.com/office/word/2016/wordml/cid" xmlns:w16="http://schemas.microsoft.com/office/word/2018/wordml" xmlns:w16sdtdh="http://schemas.microsoft.com/office/word/2020/wordml/sdtdatahash" xmlns:w16se="http://schemas.microsoft.com/office/word/2015/wordml/symex" xmlns:wpg="http://schemas.microsoft.com/office/word/2010/wordprocessingGroup" xmlns:wpi="http://schemas.microsoft.com/office/word/2010/wordprocessingInk" xmlns:wne="http://schemas.microsoft.com/office/word/2006/wordml" xmlns:wps="http://schemas.microsoft.com/office/word/2010/wordprocessingShape" mc:Ignorable="w14 w15 w16se w16cid w16 w16cex w16sdtdh wp14">
+<w:ftr xmlns:wpc="http://schemas.microsoft.com/office/word/2010/wordprocessingCanvas" xmlns:cx="http://schemas.microsoft.com/office/drawing/2014/chartex" xmlns:cx1="http://schemas.microsoft.com/office/drawing/2015/9/8/chartex" xmlns:cx2="http://schemas.microsoft.com/office/drawing/2015/10/21/chartex" xmlns:cx3="http://schemas.microsoft.com/office/drawing/2016/5/9/chartex" xmlns:cx4="http://schemas.microsoft.com/office/drawing/2016/5/10/chartex" xmlns:cx5="http://schemas.microsoft.com/office/drawing/2016/5/11/chartex" xmlns:cx6="http://schemas.microsoft.com/office/drawing/2016/5/12/chartex" xmlns:cx7="http://schemas.microsoft.com/office/drawing/2016/5/13/chartex" xmlns:cx8="http://schemas.microsoft.com/office/drawing/2016/5/14/chartex" xmlns:mc="http://schemas.openxmlformats.org/markup-compatibility/2006" xmlns:aink="http://schemas.microsoft.com/office/drawing/2016/ink" xmlns:am3d="http://schemas.microsoft.com/office/drawing/2017/model3d" xmlns:o="urn:schemas-microsoft-com:office:office" xmlns:oel="http://schemas.microsoft.com/office/2019/extlst" xmlns:r="http://schemas.openxmlformats.org/officeDocument/2006/relationships" xmlns:m="http://schemas.openxmlformats.org/officeDocument/2006/math" xmlns:v="urn:schemas-microsoft-com:vml" xmlns:wp14="http://schemas.microsoft.com/office/word/2010/wordprocessingDrawing" xmlns:wp="http://schemas.openxmlformats.org/drawingml/2006/wordprocessingDrawing" xmlns:w10="urn:schemas-microsoft-com:office:word" xmlns:w="http://schemas.openxmlformats.org/wordprocessingml/2006/main" xmlns:w14="http://schemas.microsoft.com/office/word/2010/wordml" xmlns:w15="http://schemas.microsoft.com/office/word/2012/wordml" xmlns:w16cex="http://schemas.microsoft.com/office/word/2018/wordml/cex" xmlns:w16cid="http://schemas.microsoft.com/office/word/2016/wordml/cid" xmlns:w16="http://schemas.microsoft.com/office/word/2018/wordml" xmlns:w16du="http://schemas.microsoft.com/office/word/2023/wordml/word16du" xmlns:w16sdtdh="http://schemas.microsoft.com/office/word/2020/wordml/sdtdatahash" xmlns:w16sdtfl="http://schemas.microsoft.com/office/word/2024/wordml/sdtformatlock" xmlns:w16se="http://schemas.microsoft.com/office/word/2015/wordml/symex" xmlns:wpg="http://schemas.microsoft.com/office/word/2010/wordprocessingGroup" xmlns:wpi="http://schemas.microsoft.com/office/word/2010/wordprocessingInk" xmlns:wne="http://schemas.microsoft.com/office/word/2006/wordml" xmlns:wps="http://schemas.microsoft.com/office/word/2010/wordprocessingShape" mc:Ignorable="w14 w15 w16se w16cid w16 w16cex w16sdtdh w16sdtfl w16du wp14">
   <w:p>
     <w:pPr>
       <w:pStyle w:val="Footer"/>
@@ -800,7 +804,7 @@
 </file>
 
 <file path=word/footer2.xml><?xml version="1.0" encoding="utf-8"?>
-<w:ftr xmlns:wpc="http://schemas.microsoft.com/office/word/2010/wordprocessingCanvas" xmlns:cx="http://schemas.microsoft.com/office/drawing/2014/chartex" xmlns:cx1="http://schemas.microsoft.com/office/drawing/2015/9/8/chartex" xmlns:cx2="http://schemas.microsoft.com/office/drawing/2015/10/21/chartex" xmlns:cx3="http://schemas.microsoft.com/office/drawing/2016/5/9/chartex" xmlns:cx4="http://schemas.microsoft.com/office/drawing/2016/5/10/chartex" xmlns:cx5="http://schemas.microsoft.com/office/drawing/2016/5/11/chartex" xmlns:cx6="http://schemas.microsoft.com/office/drawing/2016/5/12/chartex" xmlns:cx7="http://schemas.microsoft.com/office/drawing/2016/5/13/chartex" xmlns:cx8="http://schemas.microsoft.com/office/drawing/2016/5/14/chartex" xmlns:mc="http://schemas.openxmlformats.org/markup-compatibility/2006" xmlns:aink="http://schemas.microsoft.com/office/drawing/2016/ink" xmlns:am3d="http://schemas.microsoft.com/office/drawing/2017/model3d" xmlns:o="urn:schemas-microsoft-com:office:office" xmlns:oel="http://schemas.microsoft.com/office/2019/extlst" xmlns:r="http://schemas.openxmlformats.org/officeDocument/2006/relationships" xmlns:m="http://schemas.openxmlformats.org/officeDocument/2006/math" xmlns:v="urn:schemas-microsoft-com:vml" xmlns:wp14="http://schemas.microsoft.com/office/word/2010/wordprocessingDrawing" xmlns:wp="http://schemas.openxmlformats.org/drawingml/2006/wordprocessingDrawing" xmlns:w10="urn:schemas-microsoft-com:office:word" xmlns:w="http://schemas.openxmlformats.org/wordprocessingml/2006/main" xmlns:w14="http://schemas.microsoft.com/office/word/2010/wordml" xmlns:w15="http://schemas.microsoft.com/office/word/2012/wordml" xmlns:w16cex="http://schemas.microsoft.com/office/word/2018/wordml/cex" xmlns:w16cid="http://schemas.microsoft.com/office/word/2016/wordml/cid" xmlns:w16="http://schemas.microsoft.com/office/word/2018/wordml" xmlns:w16sdtdh="http://schemas.microsoft.com/office/word/2020/wordml/sdtdatahash" xmlns:w16se="http://schemas.microsoft.com/office/word/2015/wordml/symex" xmlns:wpg="http://schemas.microsoft.com/office/word/2010/wordprocessingGroup" xmlns:wpi="http://schemas.microsoft.com/office/word/2010/wordprocessingInk" xmlns:wne="http://schemas.microsoft.com/office/word/2006/wordml" xmlns:wps="http://schemas.microsoft.com/office/word/2010/wordprocessingShape" mc:Ignorable="w14 w15 w16se w16cid w16 w16cex w16sdtdh wp14">
+<w:ftr xmlns:wpc="http://schemas.microsoft.com/office/word/2010/wordprocessingCanvas" xmlns:cx="http://schemas.microsoft.com/office/drawing/2014/chartex" xmlns:cx1="http://schemas.microsoft.com/office/drawing/2015/9/8/chartex" xmlns:cx2="http://schemas.microsoft.com/office/drawing/2015/10/21/chartex" xmlns:cx3="http://schemas.microsoft.com/office/drawing/2016/5/9/chartex" xmlns:cx4="http://schemas.microsoft.com/office/drawing/2016/5/10/chartex" xmlns:cx5="http://schemas.microsoft.com/office/drawing/2016/5/11/chartex" xmlns:cx6="http://schemas.microsoft.com/office/drawing/2016/5/12/chartex" xmlns:cx7="http://schemas.microsoft.com/office/drawing/2016/5/13/chartex" xmlns:cx8="http://schemas.microsoft.com/office/drawing/2016/5/14/chartex" xmlns:mc="http://schemas.openxmlformats.org/markup-compatibility/2006" xmlns:aink="http://schemas.microsoft.com/office/drawing/2016/ink" xmlns:am3d="http://schemas.microsoft.com/office/drawing/2017/model3d" xmlns:o="urn:schemas-microsoft-com:office:office" xmlns:oel="http://schemas.microsoft.com/office/2019/extlst" xmlns:r="http://schemas.openxmlformats.org/officeDocument/2006/relationships" xmlns:m="http://schemas.openxmlformats.org/officeDocument/2006/math" xmlns:v="urn:schemas-microsoft-com:vml" xmlns:wp14="http://schemas.microsoft.com/office/word/2010/wordprocessingDrawing" xmlns:wp="http://schemas.openxmlformats.org/drawingml/2006/wordprocessingDrawing" xmlns:w10="urn:schemas-microsoft-com:office:word" xmlns:w="http://schemas.openxmlformats.org/wordprocessingml/2006/main" xmlns:w14="http://schemas.microsoft.com/office/word/2010/wordml" xmlns:w15="http://schemas.microsoft.com/office/word/2012/wordml" xmlns:w16cex="http://schemas.microsoft.com/office/word/2018/wordml/cex" xmlns:w16cid="http://schemas.microsoft.com/office/word/2016/wordml/cid" xmlns:w16="http://schemas.microsoft.com/office/word/2018/wordml" xmlns:w16du="http://schemas.microsoft.com/office/word/2023/wordml/word16du" xmlns:w16sdtdh="http://schemas.microsoft.com/office/word/2020/wordml/sdtdatahash" xmlns:w16sdtfl="http://schemas.microsoft.com/office/word/2024/wordml/sdtformatlock" xmlns:w16se="http://schemas.microsoft.com/office/word/2015/wordml/symex" xmlns:wpg="http://schemas.microsoft.com/office/word/2010/wordprocessingGroup" xmlns:wpi="http://schemas.microsoft.com/office/word/2010/wordprocessingInk" xmlns:wne="http://schemas.microsoft.com/office/word/2006/wordml" xmlns:wps="http://schemas.microsoft.com/office/word/2010/wordprocessingShape" mc:Ignorable="w14 w15 w16se w16cid w16 w16cex w16sdtdh w16sdtfl w16du wp14">
   <w:p>
     <w:pPr>
       <w:pStyle w:val="Footer"/>
@@ -810,7 +814,7 @@
 </file>
 
 <file path=word/footer3.xml><?xml version="1.0" encoding="utf-8"?>
-<w:ftr xmlns:wpc="http://schemas.microsoft.com/office/word/2010/wordprocessingCanvas" xmlns:cx="http://schemas.microsoft.com/office/drawing/2014/chartex" xmlns:cx1="http://schemas.microsoft.com/office/drawing/2015/9/8/chartex" xmlns:cx2="http://schemas.microsoft.com/office/drawing/2015/10/21/chartex" xmlns:cx3="http://schemas.microsoft.com/office/drawing/2016/5/9/chartex" xmlns:cx4="http://schemas.microsoft.com/office/drawing/2016/5/10/chartex" xmlns:cx5="http://schemas.microsoft.com/office/drawing/2016/5/11/chartex" xmlns:cx6="http://schemas.microsoft.com/office/drawing/2016/5/12/chartex" xmlns:cx7="http://schemas.microsoft.com/office/drawing/2016/5/13/chartex" xmlns:cx8="http://schemas.microsoft.com/office/drawing/2016/5/14/chartex" xmlns:mc="http://schemas.openxmlformats.org/markup-compatibility/2006" xmlns:aink="http://schemas.microsoft.com/office/drawing/2016/ink" xmlns:am3d="http://schemas.microsoft.com/office/drawing/2017/model3d" xmlns:o="urn:schemas-microsoft-com:office:office" xmlns:oel="http://schemas.microsoft.com/office/2019/extlst" xmlns:r="http://schemas.openxmlformats.org/officeDocument/2006/relationships" xmlns:m="http://schemas.openxmlformats.org/officeDocument/2006/math" xmlns:v="urn:schemas-microsoft-com:vml" xmlns:wp14="http://schemas.microsoft.com/office/word/2010/wordprocessingDrawing" xmlns:wp="http://schemas.openxmlformats.org/drawingml/2006/wordprocessingDrawing" xmlns:w10="urn:schemas-microsoft-com:office:word" xmlns:w="http://schemas.openxmlformats.org/wordprocessingml/2006/main" xmlns:w14="http://schemas.microsoft.com/office/word/2010/wordml" xmlns:w15="http://schemas.microsoft.com/office/word/2012/wordml" xmlns:w16cex="http://schemas.microsoft.com/office/word/2018/wordml/cex" xmlns:w16cid="http://schemas.microsoft.com/office/word/2016/wordml/cid" xmlns:w16="http://schemas.microsoft.com/office/word/2018/wordml" xmlns:w16sdtdh="http://schemas.microsoft.com/office/word/2020/wordml/sdtdatahash" xmlns:w16se="http://schemas.microsoft.com/office/word/2015/wordml/symex" xmlns:wpg="http://schemas.microsoft.com/office/word/2010/wordprocessingGroup" xmlns:wpi="http://schemas.microsoft.com/office/word/2010/wordprocessingInk" xmlns:wne="http://schemas.microsoft.com/office/word/2006/wordml" xmlns:wps="http://schemas.microsoft.com/office/word/2010/wordprocessingShape" mc:Ignorable="w14 w15 w16se w16cid w16 w16cex w16sdtdh wp14">
+<w:ftr xmlns:wpc="http://schemas.microsoft.com/office/word/2010/wordprocessingCanvas" xmlns:cx="http://schemas.microsoft.com/office/drawing/2014/chartex" xmlns:cx1="http://schemas.microsoft.com/office/drawing/2015/9/8/chartex" xmlns:cx2="http://schemas.microsoft.com/office/drawing/2015/10/21/chartex" xmlns:cx3="http://schemas.microsoft.com/office/drawing/2016/5/9/chartex" xmlns:cx4="http://schemas.microsoft.com/office/drawing/2016/5/10/chartex" xmlns:cx5="http://schemas.microsoft.com/office/drawing/2016/5/11/chartex" xmlns:cx6="http://schemas.microsoft.com/office/drawing/2016/5/12/chartex" xmlns:cx7="http://schemas.microsoft.com/office/drawing/2016/5/13/chartex" xmlns:cx8="http://schemas.microsoft.com/office/drawing/2016/5/14/chartex" xmlns:mc="http://schemas.openxmlformats.org/markup-compatibility/2006" xmlns:aink="http://schemas.microsoft.com/office/drawing/2016/ink" xmlns:am3d="http://schemas.microsoft.com/office/drawing/2017/model3d" xmlns:o="urn:schemas-microsoft-com:office:office" xmlns:oel="http://schemas.microsoft.com/office/2019/extlst" xmlns:r="http://schemas.openxmlformats.org/officeDocument/2006/relationships" xmlns:m="http://schemas.openxmlformats.org/officeDocument/2006/math" xmlns:v="urn:schemas-microsoft-com:vml" xmlns:wp14="http://schemas.microsoft.com/office/word/2010/wordprocessingDrawing" xmlns:wp="http://schemas.openxmlformats.org/drawingml/2006/wordprocessingDrawing" xmlns:w10="urn:schemas-microsoft-com:office:word" xmlns:w="http://schemas.openxmlformats.org/wordprocessingml/2006/main" xmlns:w14="http://schemas.microsoft.com/office/word/2010/wordml" xmlns:w15="http://schemas.microsoft.com/office/word/2012/wordml" xmlns:w16cex="http://schemas.microsoft.com/office/word/2018/wordml/cex" xmlns:w16cid="http://schemas.microsoft.com/office/word/2016/wordml/cid" xmlns:w16="http://schemas.microsoft.com/office/word/2018/wordml" xmlns:w16du="http://schemas.microsoft.com/office/word/2023/wordml/word16du" xmlns:w16sdtdh="http://schemas.microsoft.com/office/word/2020/wordml/sdtdatahash" xmlns:w16sdtfl="http://schemas.microsoft.com/office/word/2024/wordml/sdtformatlock" xmlns:w16se="http://schemas.microsoft.com/office/word/2015/wordml/symex" xmlns:wpg="http://schemas.microsoft.com/office/word/2010/wordprocessingGroup" xmlns:wpi="http://schemas.microsoft.com/office/word/2010/wordprocessingInk" xmlns:wne="http://schemas.microsoft.com/office/word/2006/wordml" xmlns:wps="http://schemas.microsoft.com/office/word/2010/wordprocessingShape" mc:Ignorable="w14 w15 w16se w16cid w16 w16cex w16sdtdh w16sdtfl w16du wp14">
   <w:p>
     <w:pPr>
       <w:pStyle w:val="Footer"/>
@@ -820,7 +824,7 @@
 </file>
 
 <file path=word/footnotes.xml><?xml version="1.0" encoding="utf-8"?>
-<w:footnotes xmlns:wpc="http://schemas.microsoft.com/office/word/2010/wordprocessingCanvas" xmlns:cx="http://schemas.microsoft.com/office/drawing/2014/chartex" xmlns:cx1="http://schemas.microsoft.com/office/drawing/2015/9/8/chartex" xmlns:cx2="http://schemas.microsoft.com/office/drawing/2015/10/21/chartex" xmlns:cx3="http://schemas.microsoft.com/office/drawing/2016/5/9/chartex" xmlns:cx4="http://schemas.microsoft.com/office/drawing/2016/5/10/chartex" xmlns:cx5="http://schemas.microsoft.com/office/drawing/2016/5/11/chartex" xmlns:cx6="http://schemas.microsoft.com/office/drawing/2016/5/12/chartex" xmlns:cx7="http://schemas.microsoft.com/office/drawing/2016/5/13/chartex" xmlns:cx8="http://schemas.microsoft.com/office/drawing/2016/5/14/chartex" xmlns:mc="http://schemas.openxmlformats.org/markup-compatibility/2006" xmlns:aink="http://schemas.microsoft.com/office/drawing/2016/ink" xmlns:am3d="http://schemas.microsoft.com/office/drawing/2017/model3d" xmlns:o="urn:schemas-microsoft-com:office:office" xmlns:oel="http://schemas.microsoft.com/office/2019/extlst" xmlns:r="http://schemas.openxmlformats.org/officeDocument/2006/relationships" xmlns:m="http://schemas.openxmlformats.org/officeDocument/2006/math" xmlns:v="urn:schemas-microsoft-com:vml" xmlns:wp14="http://schemas.microsoft.com/office/word/2010/wordprocessingDrawing" xmlns:wp="http://schemas.openxmlformats.org/drawingml/2006/wordprocessingDrawing" xmlns:w10="urn:schemas-microsoft-com:office:word" xmlns:w="http://schemas.openxmlformats.org/wordprocessingml/2006/main" xmlns:w14="http://schemas.microsoft.com/office/word/2010/wordml" xmlns:w15="http://schemas.microsoft.com/office/word/2012/wordml" xmlns:w16cex="http://schemas.microsoft.com/office/word/2018/wordml/cex" xmlns:w16cid="http://schemas.microsoft.com/office/word/2016/wordml/cid" xmlns:w16="http://schemas.microsoft.com/office/word/2018/wordml" xmlns:w16sdtdh="http://schemas.microsoft.com/office/word/2020/wordml/sdtdatahash" xmlns:w16se="http://schemas.microsoft.com/office/word/2015/wordml/symex" xmlns:wpg="http://schemas.microsoft.com/office/word/2010/wordprocessingGroup" xmlns:wpi="http://schemas.microsoft.com/office/word/2010/wordprocessingInk" xmlns:wne="http://schemas.microsoft.com/office/word/2006/wordml" xmlns:wps="http://schemas.microsoft.com/office/word/2010/wordprocessingShape" mc:Ignorable="w14 w15 w16se w16cid w16 w16cex w16sdtdh wp14">
+<w:footnotes xmlns:wpc="http://schemas.microsoft.com/office/word/2010/wordprocessingCanvas" xmlns:cx="http://schemas.microsoft.com/office/drawing/2014/chartex" xmlns:cx1="http://schemas.microsoft.com/office/drawing/2015/9/8/chartex" xmlns:cx2="http://schemas.microsoft.com/office/drawing/2015/10/21/chartex" xmlns:cx3="http://schemas.microsoft.com/office/drawing/2016/5/9/chartex" xmlns:cx4="http://schemas.microsoft.com/office/drawing/2016/5/10/chartex" xmlns:cx5="http://schemas.microsoft.com/office/drawing/2016/5/11/chartex" xmlns:cx6="http://schemas.microsoft.com/office/drawing/2016/5/12/chartex" xmlns:cx7="http://schemas.microsoft.com/office/drawing/2016/5/13/chartex" xmlns:cx8="http://schemas.microsoft.com/office/drawing/2016/5/14/chartex" xmlns:mc="http://schemas.openxmlformats.org/markup-compatibility/2006" xmlns:aink="http://schemas.microsoft.com/office/drawing/2016/ink" xmlns:am3d="http://schemas.microsoft.com/office/drawing/2017/model3d" xmlns:o="urn:schemas-microsoft-com:office:office" xmlns:oel="http://schemas.microsoft.com/office/2019/extlst" xmlns:r="http://schemas.openxmlformats.org/officeDocument/2006/relationships" xmlns:m="http://schemas.openxmlformats.org/officeDocument/2006/math" xmlns:v="urn:schemas-microsoft-com:vml" xmlns:wp14="http://schemas.microsoft.com/office/word/2010/wordprocessingDrawing" xmlns:wp="http://schemas.openxmlformats.org/drawingml/2006/wordprocessingDrawing" xmlns:w10="urn:schemas-microsoft-com:office:word" xmlns:w="http://schemas.openxmlformats.org/wordprocessingml/2006/main" xmlns:w14="http://schemas.microsoft.com/office/word/2010/wordml" xmlns:w15="http://schemas.microsoft.com/office/word/2012/wordml" xmlns:w16cex="http://schemas.microsoft.com/office/word/2018/wordml/cex" xmlns:w16cid="http://schemas.microsoft.com/office/word/2016/wordml/cid" xmlns:w16="http://schemas.microsoft.com/office/word/2018/wordml" xmlns:w16du="http://schemas.microsoft.com/office/word/2023/wordml/word16du" xmlns:w16sdtdh="http://schemas.microsoft.com/office/word/2020/wordml/sdtdatahash" xmlns:w16sdtfl="http://schemas.microsoft.com/office/word/2024/wordml/sdtformatlock" xmlns:w16se="http://schemas.microsoft.com/office/word/2015/wordml/symex" xmlns:wpg="http://schemas.microsoft.com/office/word/2010/wordprocessingGroup" xmlns:wpi="http://schemas.microsoft.com/office/word/2010/wordprocessingInk" xmlns:wne="http://schemas.microsoft.com/office/word/2006/wordml" xmlns:wps="http://schemas.microsoft.com/office/word/2010/wordprocessingShape" mc:Ignorable="w14 w15 w16se w16cid w16 w16cex w16sdtdh w16sdtfl w16du wp14">
   <w:footnote w:type="separator" w:id="-1">
     <w:p>
       <w:pPr>
@@ -845,7 +849,7 @@
 </file>
 
 <file path=word/header1.xml><?xml version="1.0" encoding="utf-8"?>
-<w:hdr xmlns:wpc="http://schemas.microsoft.com/office/word/2010/wordprocessingCanvas" xmlns:cx="http://schemas.microsoft.com/office/drawing/2014/chartex" xmlns:cx1="http://schemas.microsoft.com/office/drawing/2015/9/8/chartex" xmlns:cx2="http://schemas.microsoft.com/office/drawing/2015/10/21/chartex" xmlns:cx3="http://schemas.microsoft.com/office/drawing/2016/5/9/chartex" xmlns:cx4="http://schemas.microsoft.com/office/drawing/2016/5/10/chartex" xmlns:cx5="http://schemas.microsoft.com/office/drawing/2016/5/11/chartex" xmlns:cx6="http://schemas.microsoft.com/office/drawing/2016/5/12/chartex" xmlns:cx7="http://schemas.microsoft.com/office/drawing/2016/5/13/chartex" xmlns:cx8="http://schemas.microsoft.com/office/drawing/2016/5/14/chartex" xmlns:mc="http://schemas.openxmlformats.org/markup-compatibility/2006" xmlns:aink="http://schemas.microsoft.com/office/drawing/2016/ink" xmlns:am3d="http://schemas.microsoft.com/office/drawing/2017/model3d" xmlns:o="urn:schemas-microsoft-com:office:office" xmlns:oel="http://schemas.microsoft.com/office/2019/extlst" xmlns:r="http://schemas.openxmlformats.org/officeDocument/2006/relationships" xmlns:m="http://schemas.openxmlformats.org/officeDocument/2006/math" xmlns:v="urn:schemas-microsoft-com:vml" xmlns:wp14="http://schemas.microsoft.com/office/word/2010/wordprocessingDrawing" xmlns:wp="http://schemas.openxmlformats.org/drawingml/2006/wordprocessingDrawing" xmlns:w10="urn:schemas-microsoft-com:office:word" xmlns:w="http://schemas.openxmlformats.org/wordprocessingml/2006/main" xmlns:w14="http://schemas.microsoft.com/office/word/2010/wordml" xmlns:w15="http://schemas.microsoft.com/office/word/2012/wordml" xmlns:w16cex="http://schemas.microsoft.com/office/word/2018/wordml/cex" xmlns:w16cid="http://schemas.microsoft.com/office/word/2016/wordml/cid" xmlns:w16="http://schemas.microsoft.com/office/word/2018/wordml" xmlns:w16sdtdh="http://schemas.microsoft.com/office/word/2020/wordml/sdtdatahash" xmlns:w16se="http://schemas.microsoft.com/office/word/2015/wordml/symex" xmlns:wpg="http://schemas.microsoft.com/office/word/2010/wordprocessingGroup" xmlns:wpi="http://schemas.microsoft.com/office/word/2010/wordprocessingInk" xmlns:wne="http://schemas.microsoft.com/office/word/2006/wordml" xmlns:wps="http://schemas.microsoft.com/office/word/2010/wordprocessingShape" mc:Ignorable="w14 w15 w16se w16cid w16 w16cex w16sdtdh wp14">
+<w:hdr xmlns:wpc="http://schemas.microsoft.com/office/word/2010/wordprocessingCanvas" xmlns:cx="http://schemas.microsoft.com/office/drawing/2014/chartex" xmlns:cx1="http://schemas.microsoft.com/office/drawing/2015/9/8/chartex" xmlns:cx2="http://schemas.microsoft.com/office/drawing/2015/10/21/chartex" xmlns:cx3="http://schemas.microsoft.com/office/drawing/2016/5/9/chartex" xmlns:cx4="http://schemas.microsoft.com/office/drawing/2016/5/10/chartex" xmlns:cx5="http://schemas.microsoft.com/office/drawing/2016/5/11/chartex" xmlns:cx6="http://schemas.microsoft.com/office/drawing/2016/5/12/chartex" xmlns:cx7="http://schemas.microsoft.com/office/drawing/2016/5/13/chartex" xmlns:cx8="http://schemas.microsoft.com/office/drawing/2016/5/14/chartex" xmlns:mc="http://schemas.openxmlformats.org/markup-compatibility/2006" xmlns:aink="http://schemas.microsoft.com/office/drawing/2016/ink" xmlns:am3d="http://schemas.microsoft.com/office/drawing/2017/model3d" xmlns:o="urn:schemas-microsoft-com:office:office" xmlns:oel="http://schemas.microsoft.com/office/2019/extlst" xmlns:r="http://schemas.openxmlformats.org/officeDocument/2006/relationships" xmlns:m="http://schemas.openxmlformats.org/officeDocument/2006/math" xmlns:v="urn:schemas-microsoft-com:vml" xmlns:wp14="http://schemas.microsoft.com/office/word/2010/wordprocessingDrawing" xmlns:wp="http://schemas.openxmlformats.org/drawingml/2006/wordprocessingDrawing" xmlns:w10="urn:schemas-microsoft-com:office:word" xmlns:w="http://schemas.openxmlformats.org/wordprocessingml/2006/main" xmlns:w14="http://schemas.microsoft.com/office/word/2010/wordml" xmlns:w15="http://schemas.microsoft.com/office/word/2012/wordml" xmlns:w16cex="http://schemas.microsoft.com/office/word/2018/wordml/cex" xmlns:w16cid="http://schemas.microsoft.com/office/word/2016/wordml/cid" xmlns:w16="http://schemas.microsoft.com/office/word/2018/wordml" xmlns:w16du="http://schemas.microsoft.com/office/word/2023/wordml/word16du" xmlns:w16sdtdh="http://schemas.microsoft.com/office/word/2020/wordml/sdtdatahash" xmlns:w16sdtfl="http://schemas.microsoft.com/office/word/2024/wordml/sdtformatlock" xmlns:w16se="http://schemas.microsoft.com/office/word/2015/wordml/symex" xmlns:wpg="http://schemas.microsoft.com/office/word/2010/wordprocessingGroup" xmlns:wpi="http://schemas.microsoft.com/office/word/2010/wordprocessingInk" xmlns:wne="http://schemas.microsoft.com/office/word/2006/wordml" xmlns:wps="http://schemas.microsoft.com/office/word/2010/wordprocessingShape" mc:Ignorable="w14 w15 w16se w16cid w16 w16cex w16sdtdh w16sdtfl w16du wp14">
   <w:p>
     <w:pPr>
       <w:pStyle w:val="Header"/>
@@ -855,7 +859,7 @@
 </file>
 
 <file path=word/header2.xml><?xml version="1.0" encoding="utf-8"?>
-<w:hdr xmlns:wpc="http://schemas.microsoft.com/office/word/2010/wordprocessingCanvas" xmlns:cx="http://schemas.microsoft.com/office/drawing/2014/chartex" xmlns:cx1="http://schemas.microsoft.com/office/drawing/2015/9/8/chartex" xmlns:cx2="http://schemas.microsoft.com/office/drawing/2015/10/21/chartex" xmlns:cx3="http://schemas.microsoft.com/office/drawing/2016/5/9/chartex" xmlns:cx4="http://schemas.microsoft.com/office/drawing/2016/5/10/chartex" xmlns:cx5="http://schemas.microsoft.com/office/drawing/2016/5/11/chartex" xmlns:cx6="http://schemas.microsoft.com/office/drawing/2016/5/12/chartex" xmlns:cx7="http://schemas.microsoft.com/office/drawing/2016/5/13/chartex" xmlns:cx8="http://schemas.microsoft.com/office/drawing/2016/5/14/chartex" xmlns:mc="http://schemas.openxmlformats.org/markup-compatibility/2006" xmlns:aink="http://schemas.microsoft.com/office/drawing/2016/ink" xmlns:am3d="http://schemas.microsoft.com/office/drawing/2017/model3d" xmlns:o="urn:schemas-microsoft-com:office:office" xmlns:oel="http://schemas.microsoft.com/office/2019/extlst" xmlns:r="http://schemas.openxmlformats.org/officeDocument/2006/relationships" xmlns:m="http://schemas.openxmlformats.org/officeDocument/2006/math" xmlns:v="urn:schemas-microsoft-com:vml" xmlns:wp14="http://schemas.microsoft.com/office/word/2010/wordprocessingDrawing" xmlns:wp="http://schemas.openxmlformats.org/drawingml/2006/wordprocessingDrawing" xmlns:w10="urn:schemas-microsoft-com:office:word" xmlns:w="http://schemas.openxmlformats.org/wordprocessingml/2006/main" xmlns:w14="http://schemas.microsoft.com/office/word/2010/wordml" xmlns:w15="http://schemas.microsoft.com/office/word/2012/wordml" xmlns:w16cex="http://schemas.microsoft.com/office/word/2018/wordml/cex" xmlns:w16cid="http://schemas.microsoft.com/office/word/2016/wordml/cid" xmlns:w16="http://schemas.microsoft.com/office/word/2018/wordml" xmlns:w16sdtdh="http://schemas.microsoft.com/office/word/2020/wordml/sdtdatahash" xmlns:w16se="http://schemas.microsoft.com/office/word/2015/wordml/symex" xmlns:wpg="http://schemas.microsoft.com/office/word/2010/wordprocessingGroup" xmlns:wpi="http://schemas.microsoft.com/office/word/2010/wordprocessingInk" xmlns:wne="http://schemas.microsoft.com/office/word/2006/wordml" xmlns:wps="http://schemas.microsoft.com/office/word/2010/wordprocessingShape" mc:Ignorable="w14 w15 w16se w16cid w16 w16cex w16sdtdh wp14">
+<w:hdr xmlns:wpc="http://schemas.microsoft.com/office/word/2010/wordprocessingCanvas" xmlns:cx="http://schemas.microsoft.com/office/drawing/2014/chartex" xmlns:cx1="http://schemas.microsoft.com/office/drawing/2015/9/8/chartex" xmlns:cx2="http://schemas.microsoft.com/office/drawing/2015/10/21/chartex" xmlns:cx3="http://schemas.microsoft.com/office/drawing/2016/5/9/chartex" xmlns:cx4="http://schemas.microsoft.com/office/drawing/2016/5/10/chartex" xmlns:cx5="http://schemas.microsoft.com/office/drawing/2016/5/11/chartex" xmlns:cx6="http://schemas.microsoft.com/office/drawing/2016/5/12/chartex" xmlns:cx7="http://schemas.microsoft.com/office/drawing/2016/5/13/chartex" xmlns:cx8="http://schemas.microsoft.com/office/drawing/2016/5/14/chartex" xmlns:mc="http://schemas.openxmlformats.org/markup-compatibility/2006" xmlns:aink="http://schemas.microsoft.com/office/drawing/2016/ink" xmlns:am3d="http://schemas.microsoft.com/office/drawing/2017/model3d" xmlns:o="urn:schemas-microsoft-com:office:office" xmlns:oel="http://schemas.microsoft.com/office/2019/extlst" xmlns:r="http://schemas.openxmlformats.org/officeDocument/2006/relationships" xmlns:m="http://schemas.openxmlformats.org/officeDocument/2006/math" xmlns:v="urn:schemas-microsoft-com:vml" xmlns:wp14="http://schemas.microsoft.com/office/word/2010/wordprocessingDrawing" xmlns:wp="http://schemas.openxmlformats.org/drawingml/2006/wordprocessingDrawing" xmlns:w10="urn:schemas-microsoft-com:office:word" xmlns:w="http://schemas.openxmlformats.org/wordprocessingml/2006/main" xmlns:w14="http://schemas.microsoft.com/office/word/2010/wordml" xmlns:w15="http://schemas.microsoft.com/office/word/2012/wordml" xmlns:w16cex="http://schemas.microsoft.com/office/word/2018/wordml/cex" xmlns:w16cid="http://schemas.microsoft.com/office/word/2016/wordml/cid" xmlns:w16="http://schemas.microsoft.com/office/word/2018/wordml" xmlns:w16du="http://schemas.microsoft.com/office/word/2023/wordml/word16du" xmlns:w16sdtdh="http://schemas.microsoft.com/office/word/2020/wordml/sdtdatahash" xmlns:w16sdtfl="http://schemas.microsoft.com/office/word/2024/wordml/sdtformatlock" xmlns:w16se="http://schemas.microsoft.com/office/word/2015/wordml/symex" xmlns:wpg="http://schemas.microsoft.com/office/word/2010/wordprocessingGroup" xmlns:wpi="http://schemas.microsoft.com/office/word/2010/wordprocessingInk" xmlns:wne="http://schemas.microsoft.com/office/word/2006/wordml" xmlns:wps="http://schemas.microsoft.com/office/word/2010/wordprocessingShape" mc:Ignorable="w14 w15 w16se w16cid w16 w16cex w16sdtdh w16sdtfl w16du wp14">
   <w:p>
     <w:pPr>
       <w:pStyle w:val="Header"/>
@@ -866,7 +870,7 @@
 </file>
 
 <file path=word/header3.xml><?xml version="1.0" encoding="utf-8"?>
-<w:hdr xmlns:wpc="http://schemas.microsoft.com/office/word/2010/wordprocessingCanvas" xmlns:cx="http://schemas.microsoft.com/office/drawing/2014/chartex" xmlns:cx1="http://schemas.microsoft.com/office/drawing/2015/9/8/chartex" xmlns:cx2="http://schemas.microsoft.com/office/drawing/2015/10/21/chartex" xmlns:cx3="http://schemas.microsoft.com/office/drawing/2016/5/9/chartex" xmlns:cx4="http://schemas.microsoft.com/office/drawing/2016/5/10/chartex" xmlns:cx5="http://schemas.microsoft.com/office/drawing/2016/5/11/chartex" xmlns:cx6="http://schemas.microsoft.com/office/drawing/2016/5/12/chartex" xmlns:cx7="http://schemas.microsoft.com/office/drawing/2016/5/13/chartex" xmlns:cx8="http://schemas.microsoft.com/office/drawing/2016/5/14/chartex" xmlns:mc="http://schemas.openxmlformats.org/markup-compatibility/2006" xmlns:aink="http://schemas.microsoft.com/office/drawing/2016/ink" xmlns:am3d="http://schemas.microsoft.com/office/drawing/2017/model3d" xmlns:o="urn:schemas-microsoft-com:office:office" xmlns:oel="http://schemas.microsoft.com/office/2019/extlst" xmlns:r="http://schemas.openxmlformats.org/officeDocument/2006/relationships" xmlns:m="http://schemas.openxmlformats.org/officeDocument/2006/math" xmlns:v="urn:schemas-microsoft-com:vml" xmlns:wp14="http://schemas.microsoft.com/office/word/2010/wordprocessingDrawing" xmlns:wp="http://schemas.openxmlformats.org/drawingml/2006/wordprocessingDrawing" xmlns:w10="urn:schemas-microsoft-com:office:word" xmlns:w="http://schemas.openxmlformats.org/wordprocessingml/2006/main" xmlns:w14="http://schemas.microsoft.com/office/word/2010/wordml" xmlns:w15="http://schemas.microsoft.com/office/word/2012/wordml" xmlns:w16cex="http://schemas.microsoft.com/office/word/2018/wordml/cex" xmlns:w16cid="http://schemas.microsoft.com/office/word/2016/wordml/cid" xmlns:w16="http://schemas.microsoft.com/office/word/2018/wordml" xmlns:w16sdtdh="http://schemas.microsoft.com/office/word/2020/wordml/sdtdatahash" xmlns:w16se="http://schemas.microsoft.com/office/word/2015/wordml/symex" xmlns:wpg="http://schemas.microsoft.com/office/word/2010/wordprocessingGroup" xmlns:wpi="http://schemas.microsoft.com/office/word/2010/wordprocessingInk" xmlns:wne="http://schemas.microsoft.com/office/word/2006/wordml" xmlns:wps="http://schemas.microsoft.com/office/word/2010/wordprocessingShape" mc:Ignorable="w14 w15 w16se w16cid w16 w16cex w16sdtdh wp14">
+<w:hdr xmlns:wpc="http://schemas.microsoft.com/office/word/2010/wordprocessingCanvas" xmlns:cx="http://schemas.microsoft.com/office/drawing/2014/chartex" xmlns:cx1="http://schemas.microsoft.com/office/drawing/2015/9/8/chartex" xmlns:cx2="http://schemas.microsoft.com/office/drawing/2015/10/21/chartex" xmlns:cx3="http://schemas.microsoft.com/office/drawing/2016/5/9/chartex" xmlns:cx4="http://schemas.microsoft.com/office/drawing/2016/5/10/chartex" xmlns:cx5="http://schemas.microsoft.com/office/drawing/2016/5/11/chartex" xmlns:cx6="http://schemas.microsoft.com/office/drawing/2016/5/12/chartex" xmlns:cx7="http://schemas.microsoft.com/office/drawing/2016/5/13/chartex" xmlns:cx8="http://schemas.microsoft.com/office/drawing/2016/5/14/chartex" xmlns:mc="http://schemas.openxmlformats.org/markup-compatibility/2006" xmlns:aink="http://schemas.microsoft.com/office/drawing/2016/ink" xmlns:am3d="http://schemas.microsoft.com/office/drawing/2017/model3d" xmlns:o="urn:schemas-microsoft-com:office:office" xmlns:oel="http://schemas.microsoft.com/office/2019/extlst" xmlns:r="http://schemas.openxmlformats.org/officeDocument/2006/relationships" xmlns:m="http://schemas.openxmlformats.org/officeDocument/2006/math" xmlns:v="urn:schemas-microsoft-com:vml" xmlns:wp14="http://schemas.microsoft.com/office/word/2010/wordprocessingDrawing" xmlns:wp="http://schemas.openxmlformats.org/drawingml/2006/wordprocessingDrawing" xmlns:w10="urn:schemas-microsoft-com:office:word" xmlns:w="http://schemas.openxmlformats.org/wordprocessingml/2006/main" xmlns:w14="http://schemas.microsoft.com/office/word/2010/wordml" xmlns:w15="http://schemas.microsoft.com/office/word/2012/wordml" xmlns:w16cex="http://schemas.microsoft.com/office/word/2018/wordml/cex" xmlns:w16cid="http://schemas.microsoft.com/office/word/2016/wordml/cid" xmlns:w16="http://schemas.microsoft.com/office/word/2018/wordml" xmlns:w16du="http://schemas.microsoft.com/office/word/2023/wordml/word16du" xmlns:w16sdtdh="http://schemas.microsoft.com/office/word/2020/wordml/sdtdatahash" xmlns:w16sdtfl="http://schemas.microsoft.com/office/word/2024/wordml/sdtformatlock" xmlns:w16se="http://schemas.microsoft.com/office/word/2015/wordml/symex" xmlns:wpg="http://schemas.microsoft.com/office/word/2010/wordprocessingGroup" xmlns:wpi="http://schemas.microsoft.com/office/word/2010/wordprocessingInk" xmlns:wne="http://schemas.microsoft.com/office/word/2006/wordml" xmlns:wps="http://schemas.microsoft.com/office/word/2010/wordprocessingShape" mc:Ignorable="w14 w15 w16se w16cid w16 w16cex w16sdtdh w16sdtfl w16du wp14">
   <w:p>
     <w:pPr>
       <w:pStyle w:val="Header"/>
@@ -875,7 +879,7 @@
     <w:r>
       <w:tab/>
       <w:tab/>
-      <w:t>2026-06-17</w:t>
+      <w:t>2026-06-18</w:t>
       <w:br/>
       <w:br/>
     </w:r>
@@ -892,7 +896,7 @@
 </file>
 
 <file path=word/numbering.xml><?xml version="1.0" encoding="utf-8"?>
-<w:numbering xmlns:wpc="http://schemas.microsoft.com/office/word/2010/wordprocessingCanvas" xmlns:cx="http://schemas.microsoft.com/office/drawing/2014/chartex" xmlns:cx1="http://schemas.microsoft.com/office/drawing/2015/9/8/chartex" xmlns:cx2="http://schemas.microsoft.com/office/drawing/2015/10/21/chartex" xmlns:cx3="http://schemas.microsoft.com/office/drawing/2016/5/9/chartex" xmlns:cx4="http://schemas.microsoft.com/office/drawing/2016/5/10/chartex" xmlns:cx5="http://schemas.microsoft.com/office/drawing/2016/5/11/chartex" xmlns:cx6="http://schemas.microsoft.com/office/drawing/2016/5/12/chartex" xmlns:cx7="http://schemas.microsoft.com/office/drawing/2016/5/13/chartex" xmlns:cx8="http://schemas.microsoft.com/office/drawing/2016/5/14/chartex" xmlns:mc="http://schemas.openxmlformats.org/markup-compatibility/2006" xmlns:aink="http://schemas.microsoft.com/office/drawing/2016/ink" xmlns:am3d="http://schemas.microsoft.com/office/drawing/2017/model3d" xmlns:o="urn:schemas-microsoft-com:office:office" xmlns:oel="http://schemas.microsoft.com/office/2019/extlst" xmlns:r="http://schemas.openxmlformats.org/officeDocument/2006/relationships" xmlns:m="http://schemas.openxmlformats.org/officeDocument/2006/math" xmlns:v="urn:schemas-microsoft-com:vml" xmlns:wp14="http://schemas.microsoft.com/office/word/2010/wordprocessingDrawing" xmlns:wp="http://schemas.openxmlformats.org/drawingml/2006/wordprocessingDrawing" xmlns:w10="urn:schemas-microsoft-com:office:word" xmlns:w="http://schemas.openxmlformats.org/wordprocessingml/2006/main" xmlns:w14="http://schemas.microsoft.com/office/word/2010/wordml" xmlns:w15="http://schemas.microsoft.com/office/word/2012/wordml" xmlns:w16cex="http://schemas.microsoft.com/office/word/2018/wordml/cex" xmlns:w16cid="http://schemas.microsoft.com/office/word/2016/wordml/cid" xmlns:w16="http://schemas.microsoft.com/office/word/2018/wordml" xmlns:w16sdtdh="http://schemas.microsoft.com/office/word/2020/wordml/sdtdatahash" xmlns:w16se="http://schemas.microsoft.com/office/word/2015/wordml/symex" xmlns:wpg="http://schemas.microsoft.com/office/word/2010/wordprocessingGroup" xmlns:wpi="http://schemas.microsoft.com/office/word/2010/wordprocessingInk" xmlns:wne="http://schemas.microsoft.com/office/word/2006/wordml" xmlns:wps="http://schemas.microsoft.com/office/word/2010/wordprocessingShape" mc:Ignorable="w14 w15 w16se w16cid w16 w16cex w16sdtdh wp14">
+<w:numbering xmlns:wpc="http://schemas.microsoft.com/office/word/2010/wordprocessingCanvas" xmlns:cx="http://schemas.microsoft.com/office/drawing/2014/chartex" xmlns:cx1="http://schemas.microsoft.com/office/drawing/2015/9/8/chartex" xmlns:cx2="http://schemas.microsoft.com/office/drawing/2015/10/21/chartex" xmlns:cx3="http://schemas.microsoft.com/office/drawing/2016/5/9/chartex" xmlns:cx4="http://schemas.microsoft.com/office/drawing/2016/5/10/chartex" xmlns:cx5="http://schemas.microsoft.com/office/drawing/2016/5/11/chartex" xmlns:cx6="http://schemas.microsoft.com/office/drawing/2016/5/12/chartex" xmlns:cx7="http://schemas.microsoft.com/office/drawing/2016/5/13/chartex" xmlns:cx8="http://schemas.microsoft.com/office/drawing/2016/5/14/chartex" xmlns:mc="http://schemas.openxmlformats.org/markup-compatibility/2006" xmlns:aink="http://schemas.microsoft.com/office/drawing/2016/ink" xmlns:am3d="http://schemas.microsoft.com/office/drawing/2017/model3d" xmlns:o="urn:schemas-microsoft-com:office:office" xmlns:oel="http://schemas.microsoft.com/office/2019/extlst" xmlns:r="http://schemas.openxmlformats.org/officeDocument/2006/relationships" xmlns:m="http://schemas.openxmlformats.org/officeDocument/2006/math" xmlns:v="urn:schemas-microsoft-com:vml" xmlns:wp14="http://schemas.microsoft.com/office/word/2010/wordprocessingDrawing" xmlns:wp="http://schemas.openxmlformats.org/drawingml/2006/wordprocessingDrawing" xmlns:w10="urn:schemas-microsoft-com:office:word" xmlns:w="http://schemas.openxmlformats.org/wordprocessingml/2006/main" xmlns:w14="http://schemas.microsoft.com/office/word/2010/wordml" xmlns:w15="http://schemas.microsoft.com/office/word/2012/wordml" xmlns:w16cex="http://schemas.microsoft.com/office/word/2018/wordml/cex" xmlns:w16cid="http://schemas.microsoft.com/office/word/2016/wordml/cid" xmlns:w16="http://schemas.microsoft.com/office/word/2018/wordml" xmlns:w16du="http://schemas.microsoft.com/office/word/2023/wordml/word16du" xmlns:w16sdtdh="http://schemas.microsoft.com/office/word/2020/wordml/sdtdatahash" xmlns:w16sdtfl="http://schemas.microsoft.com/office/word/2024/wordml/sdtformatlock" xmlns:w16se="http://schemas.microsoft.com/office/word/2015/wordml/symex" xmlns:wpg="http://schemas.microsoft.com/office/word/2010/wordprocessingGroup" xmlns:wpi="http://schemas.microsoft.com/office/word/2010/wordprocessingInk" xmlns:wne="http://schemas.microsoft.com/office/word/2006/wordml" xmlns:wps="http://schemas.microsoft.com/office/word/2010/wordprocessingShape" mc:Ignorable="w14 w15 w16se w16cid w16 w16cex w16sdtdh w16sdtfl w16du wp14">
   <w:abstractNum w:abstractNumId="0" w15:restartNumberingAfterBreak="0">
     <w:nsid w:val="FFFFFF7C"/>
     <w:multiLevelType w:val="singleLevel"/>
@@ -1095,7 +1099,7 @@
 </file>
 
 <file path=word/styles.xml><?xml version="1.0" encoding="utf-8"?>
-<w:styles xmlns:mc="http://schemas.openxmlformats.org/markup-compatibility/2006" xmlns:r="http://schemas.openxmlformats.org/officeDocument/2006/relationships" xmlns:w="http://schemas.openxmlformats.org/wordprocessingml/2006/main" xmlns:w14="http://schemas.microsoft.com/office/word/2010/wordml" xmlns:w15="http://schemas.microsoft.com/office/word/2012/wordml" xmlns:w16cex="http://schemas.microsoft.com/office/word/2018/wordml/cex" xmlns:w16cid="http://schemas.microsoft.com/office/word/2016/wordml/cid" xmlns:w16="http://schemas.microsoft.com/office/word/2018/wordml" xmlns:w16sdtdh="http://schemas.microsoft.com/office/word/2020/wordml/sdtdatahash" xmlns:w16se="http://schemas.microsoft.com/office/word/2015/wordml/symex" mc:Ignorable="w14 w15 w16se w16cid w16 w16cex w16sdtdh">
+<w:styles xmlns:mc="http://schemas.openxmlformats.org/markup-compatibility/2006" xmlns:r="http://schemas.openxmlformats.org/officeDocument/2006/relationships" xmlns:w="http://schemas.openxmlformats.org/wordprocessingml/2006/main" xmlns:w14="http://schemas.microsoft.com/office/word/2010/wordml" xmlns:w15="http://schemas.microsoft.com/office/word/2012/wordml" xmlns:w16cex="http://schemas.microsoft.com/office/word/2018/wordml/cex" xmlns:w16cid="http://schemas.microsoft.com/office/word/2016/wordml/cid" xmlns:w16="http://schemas.microsoft.com/office/word/2018/wordml" xmlns:w16du="http://schemas.microsoft.com/office/word/2023/wordml/word16du" xmlns:w16sdtdh="http://schemas.microsoft.com/office/word/2020/wordml/sdtdatahash" xmlns:w16sdtfl="http://schemas.microsoft.com/office/word/2024/wordml/sdtformatlock" xmlns:w16se="http://schemas.microsoft.com/office/word/2015/wordml/symex" mc:Ignorable="w14 w15 w16se w16cid w16 w16cex w16sdtdh w16sdtfl w16du">
   <w:docDefaults>
     <w:rPrDefault>
       <w:rPr>
@@ -1853,7 +1857,7 @@
     <w:link w:val="TitleChar"/>
     <w:uiPriority w:val="10"/>
     <w:qFormat/>
-    <w:rsid w:val="007106C8"/>
+    <w:rsid w:val="00E854FA"/>
     <w:pPr>
       <w:spacing w:after="300" w:line="240" w:lineRule="auto"/>
       <w:contextualSpacing/>
@@ -1863,7 +1867,7 @@
       <w:rFonts w:eastAsiaTheme="majorEastAsia" w:cstheme="majorBidi"/>
       <w:spacing w:val="5"/>
       <w:kern w:val="28"/>
-      <w:sz w:val="52"/>
+      <w:sz w:val="40"/>
       <w:szCs w:val="52"/>
       <w:lang w:val="sv-SE" w:eastAsia="en-US" w:bidi="ar-SA"/>
     </w:rPr>
@@ -1873,12 +1877,12 @@
     <w:basedOn w:val="DefaultParagraphFont"/>
     <w:link w:val="Title"/>
     <w:uiPriority w:val="10"/>
-    <w:rsid w:val="007106C8"/>
+    <w:rsid w:val="00E854FA"/>
     <w:rPr>
       <w:rFonts w:ascii="Times New Roman" w:eastAsiaTheme="majorEastAsia" w:hAnsi="Times New Roman" w:cstheme="majorBidi"/>
       <w:spacing w:val="5"/>
       <w:kern w:val="28"/>
-      <w:sz w:val="52"/>
+      <w:sz w:val="40"/>
       <w:szCs w:val="52"/>
       <w:lang w:val="sv-SE" w:eastAsia="en-US" w:bidi="ar-SA"/>
     </w:rPr>

--- a/klagomål/A 58391-2024 FSC-klagomål.docx
+++ b/klagomål/A 58391-2024 FSC-klagomål.docx
@@ -879,7 +879,7 @@
     <w:r>
       <w:tab/>
       <w:tab/>
-      <w:t>2026-06-18</w:t>
+      <w:t>2026-06-19</w:t>
       <w:br/>
       <w:br/>
     </w:r>

--- a/klagomål/A 58391-2024 FSC-klagomål.docx
+++ b/klagomål/A 58391-2024 FSC-klagomål.docx
@@ -879,7 +879,7 @@
     <w:r>
       <w:tab/>
       <w:tab/>
-      <w:t>2026-06-19</w:t>
+      <w:t>2026-06-20</w:t>
       <w:br/>
       <w:br/>
     </w:r>

--- a/klagomål/A 58391-2024 FSC-klagomål.docx
+++ b/klagomål/A 58391-2024 FSC-klagomål.docx
@@ -168,38 +168,7 @@
     </w:p>
     <w:p>
       <w:r>
-        <w:t>Detta dokument behandlar höga naturvärden i avverkningsanmälan A 58391-2024 i Strömsunds kommun som inkom 2024-12-07 och omfattar 14,7 ha.</w:t>
-      </w:r>
-    </w:p>
-    <w:p>
-      <w:r>
-        <w:t>Nedan presenteras fynd av naturvårdsarter som gjorts i det avverkningsanmälda området, samt relevanta utdrag ur standarderna för FSC, Chain of Custody, Controlled Wood och PEFC. I BILAGA 1 finns artfakta om rödlistade arter.</w:t>
-      </w:r>
-    </w:p>
-    <w:p>
-      <w:r>
-        <w:t>Vi förväntar oss att ni återkommer med ett skriftligt svar på vårt klagomål och även beskriver vilka korrigerande åtgärder ni satt in för att rätta till identifierade brister i er efterlevnad av den svenska FSC standarden.</w:t>
-      </w:r>
-    </w:p>
-    <w:p>
-      <w:pPr>
-        <w:pStyle w:val="Heading1"/>
-      </w:pPr>
-      <w:r>
-        <w:t>Naturvårdsarter</w:t>
-      </w:r>
-    </w:p>
-    <w:p>
-      <w:r>
-        <w:t>I avverkningsanmälan har följande 2 naturvårdsarter hittats: lunglav (NT, T) och violmussling (NT, T). Av dessa är 2 rödlistade. För rödlistade arter har rödlistekategorin angivits inom parentes. Typiska arter inom Natura 2000 som är kopplade till skogsekosystem har markerats med (T).</w:t>
-      </w:r>
-    </w:p>
-    <w:p>
-      <w:r>
-        <w:t>De påträffade naturvårdsarterna är ett tydligt kvitto på att det rör sig om en skog med höga naturvärden.</w:t>
-      </w:r>
-      <w:r>
-        <w:t xml:space="preserve"> I Figur 1 visas fyndplatser för naturvårdsarter i området, som finns registrerade på Artportalen.</w:t>
+        <w:t>Detta klagomål behandlar höga naturvärden i avverkningsanmälan A 58391-2024 i Strömsunds kommun som inkom 2024-12-07 och omfattar 14,7 ha.</w:t>
       </w:r>
     </w:p>
     <w:p>
@@ -247,7 +216,35 @@
         <w:spacing w:after="240"/>
       </w:pPr>
       <w:r>
-        <w:t>Figur 1. Fyndplatser för naturvårdsarter i avverkningsanmälan (röd linje). Markörer utan svart kant är placerade på fyndplatsen. Markörer med svart kant är placerade vid sidan av fyndplatsen och har ett svart streck som visar fyndplatsens exakta position. Kartans mittpunktskoordinat är N 7068581, E 519406 i SWEREF 99 TM.</w:t>
+        <w:t>Figur 1. Fyndplatser för naturvårdsarter i avverkningsanmälan. Markörer utan svart kant är placerade på fyndplatsen. Markörer med svart kant är placerade vid sidan av fyndplatsen har ett svart streck som visar fyndplatsens exakta position. Kartans mittpunktskoordinat är N 7068581, E 519406 i SWEREF 99 TM.</w:t>
+      </w:r>
+    </w:p>
+    <w:p>
+      <w:r>
+        <w:t>I avverkningsanmälan finns fynd av 2 naturvårdsarter, varav 2 är rödlistade och 2 är typiska (T): lunglav (NT, T) och violmussling (NT, T). Se Figur 1.</w:t>
+      </w:r>
+    </w:p>
+    <w:p>
+      <w:r>
+        <w:t>Nedan presenteras relevanta utdrag ur standarderna för FSC, Chain of Custody, Controlled Wood och PEFC.</w:t>
+      </w:r>
+    </w:p>
+    <w:p>
+      <w:r>
+        <w:t>Vi förväntar oss att ni återkommer med ett skriftligt svar på vårt klagomål och även beskriver vilka korrigerande åtgärder ni satt in för att rätta till identifierade brister i er efterlevnad av den svenska FSC standarden.</w:t>
+      </w:r>
+    </w:p>
+    <w:p>
+      <w:pPr>
+        <w:pStyle w:val="Heading1"/>
+      </w:pPr>
+      <w:r>
+        <w:t>Naturvårdsarter och fridlysta arter</w:t>
+      </w:r>
+    </w:p>
+    <w:p>
+      <w:r>
+        <w:t>Nedan följer beskrivningar av de naturvårdsarter och fridlysta arter som har sina livsmiljöer och växtplatser i den avverkningsanmälda skogen. Se även ytterligare artfakta i BILAGA 1. De påträffade naturvårdsarterna är ett tydligt kvitto på att det rör sig om en skog med höga naturvärden.</w:t>
       </w:r>
     </w:p>
     <w:p>
@@ -879,7 +876,7 @@
     <w:r>
       <w:tab/>
       <w:tab/>
-      <w:t>2026-06-20</w:t>
+      <w:t>2026-06-21</w:t>
       <w:br/>
       <w:br/>
     </w:r>

--- a/klagomål/A 58391-2024 FSC-klagomål.docx
+++ b/klagomål/A 58391-2024 FSC-klagomål.docx
@@ -876,7 +876,7 @@
     <w:r>
       <w:tab/>
       <w:tab/>
-      <w:t>2026-06-21</w:t>
+      <w:t>2026-06-22</w:t>
       <w:br/>
       <w:br/>
     </w:r>

--- a/klagomål/A 58391-2024 FSC-klagomål.docx
+++ b/klagomål/A 58391-2024 FSC-klagomål.docx
@@ -876,7 +876,7 @@
     <w:r>
       <w:tab/>
       <w:tab/>
-      <w:t>2026-06-22</w:t>
+      <w:t>2026-06-23</w:t>
       <w:br/>
       <w:br/>
     </w:r>

--- a/klagomål/A 58391-2024 FSC-klagomål.docx
+++ b/klagomål/A 58391-2024 FSC-klagomål.docx
@@ -876,7 +876,7 @@
     <w:r>
       <w:tab/>
       <w:tab/>
-      <w:t>2026-06-23</w:t>
+      <w:t>2026-06-24</w:t>
       <w:br/>
       <w:br/>
     </w:r>

--- a/klagomål/A 58391-2024 FSC-klagomål.docx
+++ b/klagomål/A 58391-2024 FSC-klagomål.docx
@@ -876,7 +876,7 @@
     <w:r>
       <w:tab/>
       <w:tab/>
-      <w:t>2026-06-24</w:t>
+      <w:t>2026-06-25</w:t>
       <w:br/>
       <w:br/>
     </w:r>

--- a/klagomål/A 58391-2024 FSC-klagomål.docx
+++ b/klagomål/A 58391-2024 FSC-klagomål.docx
@@ -876,7 +876,7 @@
     <w:r>
       <w:tab/>
       <w:tab/>
-      <w:t>2026-06-25</w:t>
+      <w:t>2026-06-26</w:t>
       <w:br/>
       <w:br/>
     </w:r>

--- a/klagomål/A 58391-2024 FSC-klagomål.docx
+++ b/klagomål/A 58391-2024 FSC-klagomål.docx
@@ -876,7 +876,7 @@
     <w:r>
       <w:tab/>
       <w:tab/>
-      <w:t>2026-06-26</w:t>
+      <w:t>2026-06-27</w:t>
       <w:br/>
       <w:br/>
     </w:r>

--- a/klagomål/A 58391-2024 FSC-klagomål.docx
+++ b/klagomål/A 58391-2024 FSC-klagomål.docx
@@ -876,7 +876,7 @@
     <w:r>
       <w:tab/>
       <w:tab/>
-      <w:t>2026-06-27</w:t>
+      <w:t>2026-06-28</w:t>
       <w:br/>
       <w:br/>
     </w:r>

--- a/klagomål/A 58391-2024 FSC-klagomål.docx
+++ b/klagomål/A 58391-2024 FSC-klagomål.docx
@@ -876,7 +876,7 @@
     <w:r>
       <w:tab/>
       <w:tab/>
-      <w:t>2026-06-28</w:t>
+      <w:t>2026-06-29</w:t>
       <w:br/>
       <w:br/>
     </w:r>

--- a/klagomål/A 58391-2024 FSC-klagomål.docx
+++ b/klagomål/A 58391-2024 FSC-klagomål.docx
@@ -876,7 +876,7 @@
     <w:r>
       <w:tab/>
       <w:tab/>
-      <w:t>2026-06-29</w:t>
+      <w:t>2026-06-30</w:t>
       <w:br/>
       <w:br/>
     </w:r>

--- a/klagomål/A 58391-2024 FSC-klagomål.docx
+++ b/klagomål/A 58391-2024 FSC-klagomål.docx
@@ -876,7 +876,7 @@
     <w:r>
       <w:tab/>
       <w:tab/>
-      <w:t>2026-06-30</w:t>
+      <w:t>2026-07-01</w:t>
       <w:br/>
       <w:br/>
     </w:r>

--- a/klagomål/A 58391-2024 FSC-klagomål.docx
+++ b/klagomål/A 58391-2024 FSC-klagomål.docx
@@ -876,7 +876,7 @@
     <w:r>
       <w:tab/>
       <w:tab/>
-      <w:t>2026-07-01</w:t>
+      <w:t>2026-07-02</w:t>
       <w:br/>
       <w:br/>
     </w:r>

--- a/klagomål/A 58391-2024 FSC-klagomål.docx
+++ b/klagomål/A 58391-2024 FSC-klagomål.docx
@@ -876,7 +876,7 @@
     <w:r>
       <w:tab/>
       <w:tab/>
-      <w:t>2026-07-13</w:t>
+      <w:t>2026-07-14</w:t>
       <w:br/>
       <w:br/>
     </w:r>

--- a/klagomål/A 58391-2024 FSC-klagomål.docx
+++ b/klagomål/A 58391-2024 FSC-klagomål.docx
@@ -876,7 +876,7 @@
     <w:r>
       <w:tab/>
       <w:tab/>
-      <w:t>2026-07-14</w:t>
+      <w:t>2026-07-15</w:t>
       <w:br/>
       <w:br/>
     </w:r>

--- a/klagomål/A 58391-2024 FSC-klagomål.docx
+++ b/klagomål/A 58391-2024 FSC-klagomål.docx
@@ -876,7 +876,7 @@
     <w:r>
       <w:tab/>
       <w:tab/>
-      <w:t>2026-07-15</w:t>
+      <w:t>2026-07-16</w:t>
       <w:br/>
       <w:br/>
     </w:r>

--- a/klagomål/A 58391-2024 FSC-klagomål.docx
+++ b/klagomål/A 58391-2024 FSC-klagomål.docx
@@ -876,7 +876,7 @@
     <w:r>
       <w:tab/>
       <w:tab/>
-      <w:t>2026-07-16</w:t>
+      <w:t>2026-07-17</w:t>
       <w:br/>
       <w:br/>
     </w:r>

--- a/klagomål/A 58391-2024 FSC-klagomål.docx
+++ b/klagomål/A 58391-2024 FSC-klagomål.docx
@@ -876,7 +876,7 @@
     <w:r>
       <w:tab/>
       <w:tab/>
-      <w:t>2026-07-17</w:t>
+      <w:t>2026-07-18</w:t>
       <w:br/>
       <w:br/>
     </w:r>

--- a/klagomål/A 58391-2024 FSC-klagomål.docx
+++ b/klagomål/A 58391-2024 FSC-klagomål.docx
@@ -876,7 +876,7 @@
     <w:r>
       <w:tab/>
       <w:tab/>
-      <w:t>2026-07-18</w:t>
+      <w:t>2026-07-19</w:t>
       <w:br/>
       <w:br/>
     </w:r>

--- a/klagomål/A 58391-2024 FSC-klagomål.docx
+++ b/klagomål/A 58391-2024 FSC-klagomål.docx
@@ -876,7 +876,7 @@
     <w:r>
       <w:tab/>
       <w:tab/>
-      <w:t>2026-07-19</w:t>
+      <w:t>2026-07-20</w:t>
       <w:br/>
       <w:br/>
     </w:r>

--- a/klagomål/A 58391-2024 FSC-klagomål.docx
+++ b/klagomål/A 58391-2024 FSC-klagomål.docx
@@ -876,7 +876,7 @@
     <w:r>
       <w:tab/>
       <w:tab/>
-      <w:t>2026-07-20</w:t>
+      <w:t>2026-07-21</w:t>
       <w:br/>
       <w:br/>
     </w:r>

--- a/klagomål/A 58391-2024 FSC-klagomål.docx
+++ b/klagomål/A 58391-2024 FSC-klagomål.docx
@@ -876,7 +876,7 @@
     <w:r>
       <w:tab/>
       <w:tab/>
-      <w:t>2026-07-21</w:t>
+      <w:t>2026-07-22</w:t>
       <w:br/>
       <w:br/>
     </w:r>

--- a/klagomål/A 58391-2024 FSC-klagomål.docx
+++ b/klagomål/A 58391-2024 FSC-klagomål.docx
@@ -876,7 +876,7 @@
     <w:r>
       <w:tab/>
       <w:tab/>
-      <w:t>2026-07-22</w:t>
+      <w:t>2026-07-23</w:t>
       <w:br/>
       <w:br/>
     </w:r>

--- a/klagomål/A 58391-2024 FSC-klagomål.docx
+++ b/klagomål/A 58391-2024 FSC-klagomål.docx
@@ -876,7 +876,7 @@
     <w:r>
       <w:tab/>
       <w:tab/>
-      <w:t>2026-07-23</w:t>
+      <w:t>2026-07-24</w:t>
       <w:br/>
       <w:br/>
     </w:r>

--- a/klagomål/A 58391-2024 FSC-klagomål.docx
+++ b/klagomål/A 58391-2024 FSC-klagomål.docx
@@ -876,7 +876,7 @@
     <w:r>
       <w:tab/>
       <w:tab/>
-      <w:t>2026-07-24</w:t>
+      <w:t>2026-07-25</w:t>
       <w:br/>
       <w:br/>
     </w:r>

--- a/klagomål/A 58391-2024 FSC-klagomål.docx
+++ b/klagomål/A 58391-2024 FSC-klagomål.docx
@@ -876,7 +876,7 @@
     <w:r>
       <w:tab/>
       <w:tab/>
-      <w:t>2026-07-25</w:t>
+      <w:t>2026-07-26</w:t>
       <w:br/>
       <w:br/>
     </w:r>

--- a/klagomål/A 58391-2024 FSC-klagomål.docx
+++ b/klagomål/A 58391-2024 FSC-klagomål.docx
@@ -876,7 +876,7 @@
     <w:r>
       <w:tab/>
       <w:tab/>
-      <w:t>2026-07-26</w:t>
+      <w:t>2026-07-27</w:t>
       <w:br/>
       <w:br/>
     </w:r>

--- a/klagomål/A 58391-2024 FSC-klagomål.docx
+++ b/klagomål/A 58391-2024 FSC-klagomål.docx
@@ -876,7 +876,7 @@
     <w:r>
       <w:tab/>
       <w:tab/>
-      <w:t>2026-07-27</w:t>
+      <w:t>2026-07-28</w:t>
       <w:br/>
       <w:br/>
     </w:r>

--- a/klagomål/A 58391-2024 FSC-klagomål.docx
+++ b/klagomål/A 58391-2024 FSC-klagomål.docx
@@ -876,7 +876,7 @@
     <w:r>
       <w:tab/>
       <w:tab/>
-      <w:t>2026-07-28</w:t>
+      <w:t>2026-07-29</w:t>
       <w:br/>
       <w:br/>
     </w:r>

--- a/klagomål/A 58391-2024 FSC-klagomål.docx
+++ b/klagomål/A 58391-2024 FSC-klagomål.docx
@@ -876,7 +876,7 @@
     <w:r>
       <w:tab/>
       <w:tab/>
-      <w:t>2026-07-29</w:t>
+      <w:t>2026-07-30</w:t>
       <w:br/>
       <w:br/>
     </w:r>

--- a/klagomål/A 58391-2024 FSC-klagomål.docx
+++ b/klagomål/A 58391-2024 FSC-klagomål.docx
@@ -876,7 +876,7 @@
     <w:r>
       <w:tab/>
       <w:tab/>
-      <w:t>2026-07-30</w:t>
+      <w:t>2026-07-31</w:t>
       <w:br/>
       <w:br/>
     </w:r>

--- a/klagomål/A 58391-2024 FSC-klagomål.docx
+++ b/klagomål/A 58391-2024 FSC-klagomål.docx
@@ -876,7 +876,7 @@
     <w:r>
       <w:tab/>
       <w:tab/>
-      <w:t>2026-07-31</w:t>
+      <w:t>2026-08-01</w:t>
       <w:br/>
       <w:br/>
     </w:r>

--- a/klagomål/A 58391-2024 FSC-klagomål.docx
+++ b/klagomål/A 58391-2024 FSC-klagomål.docx
@@ -876,7 +876,7 @@
     <w:r>
       <w:tab/>
       <w:tab/>
-      <w:t>2026-08-01</w:t>
+      <w:t>2026-08-02</w:t>
       <w:br/>
       <w:br/>
     </w:r>

--- a/klagomål/A 58391-2024 FSC-klagomål.docx
+++ b/klagomål/A 58391-2024 FSC-klagomål.docx
@@ -876,7 +876,7 @@
     <w:r>
       <w:tab/>
       <w:tab/>
-      <w:t>2026-08-02</w:t>
+      <w:t>2026-08-03</w:t>
       <w:br/>
       <w:br/>
     </w:r>

--- a/klagomål/A 58391-2024 FSC-klagomål.docx
+++ b/klagomål/A 58391-2024 FSC-klagomål.docx
@@ -876,7 +876,7 @@
     <w:r>
       <w:tab/>
       <w:tab/>
-      <w:t>2026-08-03</w:t>
+      <w:t>2026-08-05</w:t>
       <w:br/>
       <w:br/>
     </w:r>

--- a/klagomål/A 58391-2024 FSC-klagomål.docx
+++ b/klagomål/A 58391-2024 FSC-klagomål.docx
@@ -876,7 +876,7 @@
     <w:r>
       <w:tab/>
       <w:tab/>
-      <w:t>2026-08-05</w:t>
+      <w:t>2026-08-07</w:t>
       <w:br/>
       <w:br/>
     </w:r>

--- a/klagomål/A 58391-2024 FSC-klagomål.docx
+++ b/klagomål/A 58391-2024 FSC-klagomål.docx
@@ -876,7 +876,7 @@
     <w:r>
       <w:tab/>
       <w:tab/>
-      <w:t>2026-08-07</w:t>
+      <w:t>2026-08-08</w:t>
       <w:br/>
       <w:br/>
     </w:r>

--- a/klagomål/A 58391-2024 FSC-klagomål.docx
+++ b/klagomål/A 58391-2024 FSC-klagomål.docx
@@ -216,7 +216,7 @@
         <w:spacing w:after="240"/>
       </w:pPr>
       <w:r>
-        <w:t>Figur 1. Fyndplatser för naturvårdsarter i avverkningsanmälan. Markörer utan svart kant är placerade på fyndplatsen. Markörer med svart kant är placerade vid sidan av fyndplatsen har ett svart streck som visar fyndplatsens exakta position. Kartans mittpunktskoordinat är N 7068581, E 519406 i SWEREF 99 TM.</w:t>
+        <w:t>Figur 1. Fyndplatser för naturvårdsarter i avverkningsanmälan. Markörer utan svart kant är placerade på fyndplatsen. Markörer med svart kant är placerade vid sidan av fyndplatsen och har ett svart streck som visar fyndplatsens exakta position. Kartans mittpunktskoordinat är N 7068581, E 519406 i SWEREF 99 TM.</w:t>
       </w:r>
     </w:p>
     <w:p>
@@ -876,7 +876,7 @@
     <w:r>
       <w:tab/>
       <w:tab/>
-      <w:t>2026-08-14</w:t>
+      <w:t>2026-08-15</w:t>
       <w:br/>
       <w:br/>
     </w:r>

--- a/klagomål/A 58391-2024 FSC-klagomål.docx
+++ b/klagomål/A 58391-2024 FSC-klagomål.docx
@@ -876,7 +876,7 @@
     <w:r>
       <w:tab/>
       <w:tab/>
-      <w:t>2026-08-15</w:t>
+      <w:t>2026-08-16</w:t>
       <w:br/>
       <w:br/>
     </w:r>

--- a/klagomål/A 58391-2024 FSC-klagomål.docx
+++ b/klagomål/A 58391-2024 FSC-klagomål.docx
@@ -876,7 +876,7 @@
     <w:r>
       <w:tab/>
       <w:tab/>
-      <w:t>2026-08-16</w:t>
+      <w:t>2026-08-17</w:t>
       <w:br/>
       <w:br/>
     </w:r>

--- a/klagomål/A 58391-2024 FSC-klagomål.docx
+++ b/klagomål/A 58391-2024 FSC-klagomål.docx
@@ -876,7 +876,7 @@
     <w:r>
       <w:tab/>
       <w:tab/>
-      <w:t>2026-08-17</w:t>
+      <w:t>2026-08-18</w:t>
       <w:br/>
       <w:br/>
     </w:r>

--- a/klagomål/A 58391-2024 FSC-klagomål.docx
+++ b/klagomål/A 58391-2024 FSC-klagomål.docx
@@ -876,7 +876,7 @@
     <w:r>
       <w:tab/>
       <w:tab/>
-      <w:t>2026-08-18</w:t>
+      <w:t>2026-08-19</w:t>
       <w:br/>
       <w:br/>
     </w:r>

--- a/klagomål/A 58391-2024 FSC-klagomål.docx
+++ b/klagomål/A 58391-2024 FSC-klagomål.docx
@@ -876,7 +876,7 @@
     <w:r>
       <w:tab/>
       <w:tab/>
-      <w:t>2026-08-19</w:t>
+      <w:t>2026-08-20</w:t>
       <w:br/>
       <w:br/>
     </w:r>

--- a/klagomål/A 58391-2024 FSC-klagomål.docx
+++ b/klagomål/A 58391-2024 FSC-klagomål.docx
@@ -876,7 +876,7 @@
     <w:r>
       <w:tab/>
       <w:tab/>
-      <w:t>2026-08-20</w:t>
+      <w:t>2026-08-21</w:t>
       <w:br/>
       <w:br/>
     </w:r>

--- a/klagomål/A 58391-2024 FSC-klagomål.docx
+++ b/klagomål/A 58391-2024 FSC-klagomål.docx
@@ -876,7 +876,7 @@
     <w:r>
       <w:tab/>
       <w:tab/>
-      <w:t>2026-08-21</w:t>
+      <w:t>2026-08-22</w:t>
       <w:br/>
       <w:br/>
     </w:r>

--- a/klagomål/A 58391-2024 FSC-klagomål.docx
+++ b/klagomål/A 58391-2024 FSC-klagomål.docx
@@ -876,7 +876,7 @@
     <w:r>
       <w:tab/>
       <w:tab/>
-      <w:t>2026-08-22</w:t>
+      <w:t>2026-08-23</w:t>
       <w:br/>
       <w:br/>
     </w:r>

--- a/klagomål/A 58391-2024 FSC-klagomål.docx
+++ b/klagomål/A 58391-2024 FSC-klagomål.docx
@@ -876,7 +876,7 @@
     <w:r>
       <w:tab/>
       <w:tab/>
-      <w:t>2026-08-23</w:t>
+      <w:t>2026-08-24</w:t>
       <w:br/>
       <w:br/>
     </w:r>

--- a/klagomål/A 58391-2024 FSC-klagomål.docx
+++ b/klagomål/A 58391-2024 FSC-klagomål.docx
@@ -876,7 +876,7 @@
     <w:r>
       <w:tab/>
       <w:tab/>
-      <w:t>2026-08-24</w:t>
+      <w:t>2026-08-25</w:t>
       <w:br/>
       <w:br/>
     </w:r>

--- a/klagomål/A 58391-2024 FSC-klagomål.docx
+++ b/klagomål/A 58391-2024 FSC-klagomål.docx
@@ -876,7 +876,7 @@
     <w:r>
       <w:tab/>
       <w:tab/>
-      <w:t>2026-08-25</w:t>
+      <w:t>2026-08-26</w:t>
       <w:br/>
       <w:br/>
     </w:r>

--- a/klagomål/A 58391-2024 FSC-klagomål.docx
+++ b/klagomål/A 58391-2024 FSC-klagomål.docx
@@ -876,7 +876,7 @@
     <w:r>
       <w:tab/>
       <w:tab/>
-      <w:t>2026-08-26</w:t>
+      <w:t>2026-08-27</w:t>
       <w:br/>
       <w:br/>
     </w:r>

--- a/klagomål/A 58391-2024 FSC-klagomål.docx
+++ b/klagomål/A 58391-2024 FSC-klagomål.docx
@@ -876,7 +876,7 @@
     <w:r>
       <w:tab/>
       <w:tab/>
-      <w:t>2026-08-27</w:t>
+      <w:t>2026-08-28</w:t>
       <w:br/>
       <w:br/>
     </w:r>

--- a/klagomål/A 58391-2024 FSC-klagomål.docx
+++ b/klagomål/A 58391-2024 FSC-klagomål.docx
@@ -876,7 +876,7 @@
     <w:r>
       <w:tab/>
       <w:tab/>
-      <w:t>2026-08-28</w:t>
+      <w:t>2026-08-29</w:t>
       <w:br/>
       <w:br/>
     </w:r>

--- a/klagomål/A 58391-2024 FSC-klagomål.docx
+++ b/klagomål/A 58391-2024 FSC-klagomål.docx
@@ -876,7 +876,7 @@
     <w:r>
       <w:tab/>
       <w:tab/>
-      <w:t>2026-08-29</w:t>
+      <w:t>2026-08-31</w:t>
       <w:br/>
       <w:br/>
     </w:r>

--- a/klagomål/A 58391-2024 FSC-klagomål.docx
+++ b/klagomål/A 58391-2024 FSC-klagomål.docx
@@ -876,7 +876,7 @@
     <w:r>
       <w:tab/>
       <w:tab/>
-      <w:t>2026-08-31</w:t>
+      <w:t>2026-09-01</w:t>
       <w:br/>
       <w:br/>
     </w:r>

--- a/klagomål/A 58391-2024 FSC-klagomål.docx
+++ b/klagomål/A 58391-2024 FSC-klagomål.docx
@@ -876,7 +876,7 @@
     <w:r>
       <w:tab/>
       <w:tab/>
-      <w:t>2026-09-01</w:t>
+      <w:t>2026-09-02</w:t>
       <w:br/>
       <w:br/>
     </w:r>

--- a/klagomål/A 58391-2024 FSC-klagomål.docx
+++ b/klagomål/A 58391-2024 FSC-klagomål.docx
@@ -876,7 +876,7 @@
     <w:r>
       <w:tab/>
       <w:tab/>
-      <w:t>2026-09-02</w:t>
+      <w:t>2026-09-03</w:t>
       <w:br/>
       <w:br/>
     </w:r>

--- a/klagomål/A 58391-2024 FSC-klagomål.docx
+++ b/klagomål/A 58391-2024 FSC-klagomål.docx
@@ -876,7 +876,7 @@
     <w:r>
       <w:tab/>
       <w:tab/>
-      <w:t>2026-09-03</w:t>
+      <w:t>2026-09-04</w:t>
       <w:br/>
       <w:br/>
     </w:r>

--- a/klagomål/A 58391-2024 FSC-klagomål.docx
+++ b/klagomål/A 58391-2024 FSC-klagomål.docx
@@ -876,7 +876,7 @@
     <w:r>
       <w:tab/>
       <w:tab/>
-      <w:t>2026-09-04</w:t>
+      <w:t>2026-09-05</w:t>
       <w:br/>
       <w:br/>
     </w:r>

--- a/klagomål/A 58391-2024 FSC-klagomål.docx
+++ b/klagomål/A 58391-2024 FSC-klagomål.docx
@@ -876,7 +876,7 @@
     <w:r>
       <w:tab/>
       <w:tab/>
-      <w:t>2026-09-05</w:t>
+      <w:t>2026-09-06</w:t>
       <w:br/>
       <w:br/>
     </w:r>

--- a/klagomål/A 58391-2024 FSC-klagomål.docx
+++ b/klagomål/A 58391-2024 FSC-klagomål.docx
@@ -876,7 +876,7 @@
     <w:r>
       <w:tab/>
       <w:tab/>
-      <w:t>2026-09-06</w:t>
+      <w:t>2026-09-07</w:t>
       <w:br/>
       <w:br/>
     </w:r>

--- a/klagomål/A 58391-2024 FSC-klagomål.docx
+++ b/klagomål/A 58391-2024 FSC-klagomål.docx
@@ -876,7 +876,7 @@
     <w:r>
       <w:tab/>
       <w:tab/>
-      <w:t>2026-09-07</w:t>
+      <w:t>2026-09-08</w:t>
       <w:br/>
       <w:br/>
     </w:r>

--- a/klagomål/A 58391-2024 FSC-klagomål.docx
+++ b/klagomål/A 58391-2024 FSC-klagomål.docx
@@ -876,7 +876,7 @@
     <w:r>
       <w:tab/>
       <w:tab/>
-      <w:t>2026-09-08</w:t>
+      <w:t>2026-09-09</w:t>
       <w:br/>
       <w:br/>
     </w:r>

--- a/klagomål/A 58391-2024 FSC-klagomål.docx
+++ b/klagomål/A 58391-2024 FSC-klagomål.docx
@@ -876,7 +876,7 @@
     <w:r>
       <w:tab/>
       <w:tab/>
-      <w:t>2026-09-09</w:t>
+      <w:t>2026-09-10</w:t>
       <w:br/>
       <w:br/>
     </w:r>

--- a/klagomål/A 58391-2024 FSC-klagomål.docx
+++ b/klagomål/A 58391-2024 FSC-klagomål.docx
@@ -876,7 +876,7 @@
     <w:r>
       <w:tab/>
       <w:tab/>
-      <w:t>2026-09-10</w:t>
+      <w:t>2026-09-11</w:t>
       <w:br/>
       <w:br/>
     </w:r>

--- a/klagomål/A 58391-2024 FSC-klagomål.docx
+++ b/klagomål/A 58391-2024 FSC-klagomål.docx
@@ -876,7 +876,7 @@
     <w:r>
       <w:tab/>
       <w:tab/>
-      <w:t>2026-09-11</w:t>
+      <w:t>2026-09-12</w:t>
       <w:br/>
       <w:br/>
     </w:r>
